--- a/Documentatie.docx
+++ b/Documentatie.docx
@@ -333,6 +333,11 @@
     </w:sdt>
     <w:p>
       <w:pPr>
+        <w:pStyle w:val="Listparagraf"/>
+        <w:numPr>
+          <w:ilvl w:val="0"/>
+          <w:numId w:val="25"/>
+        </w:numPr>
         <w:spacing w:after="0" w:line="240" w:lineRule="auto"/>
         <w:rPr>
           <w:rFonts w:ascii="Times New Roman" w:hAnsi="Times New Roman" w:cs="Times New Roman"/>
@@ -351,7 +356,7 @@
           <w:szCs w:val="28"/>
         </w:rPr>
         <w:lastRenderedPageBreak/>
-        <w:t>1. Prezentarea proiectului</w:t>
+        <w:t xml:space="preserve"> Prezentarea proiectului</w:t>
       </w:r>
     </w:p>
     <w:p>
@@ -650,6 +655,11 @@
     </w:p>
     <w:p>
       <w:pPr>
+        <w:pStyle w:val="Listparagraf"/>
+        <w:numPr>
+          <w:ilvl w:val="0"/>
+          <w:numId w:val="25"/>
+        </w:numPr>
         <w:spacing w:after="0" w:line="240" w:lineRule="auto"/>
         <w:rPr>
           <w:rFonts w:ascii="Times New Roman" w:hAnsi="Times New Roman" w:cs="Times New Roman"/>
@@ -667,7 +677,7 @@
           <w:sz w:val="28"/>
           <w:szCs w:val="28"/>
         </w:rPr>
-        <w:t>2. Obiective</w:t>
+        <w:t xml:space="preserve"> Obiective</w:t>
       </w:r>
     </w:p>
     <w:p>
@@ -758,11 +768,18 @@
           <w:rFonts w:ascii="Times New Roman" w:hAnsi="Times New Roman" w:cs="Times New Roman"/>
           <w:b/>
           <w:bCs/>
-        </w:rPr>
-      </w:pPr>
-    </w:p>
-    <w:p>
-      <w:pPr>
+          <w:sz w:val="28"/>
+          <w:szCs w:val="28"/>
+        </w:rPr>
+      </w:pPr>
+    </w:p>
+    <w:p>
+      <w:pPr>
+        <w:pStyle w:val="Listparagraf"/>
+        <w:numPr>
+          <w:ilvl w:val="0"/>
+          <w:numId w:val="25"/>
+        </w:numPr>
         <w:spacing w:after="0" w:line="240" w:lineRule="auto"/>
         <w:rPr>
           <w:rFonts w:ascii="Times New Roman" w:hAnsi="Times New Roman" w:cs="Times New Roman"/>
@@ -780,7 +797,7 @@
           <w:sz w:val="28"/>
           <w:szCs w:val="28"/>
         </w:rPr>
-        <w:t xml:space="preserve">3. Platforma si </w:t>
+        <w:t xml:space="preserve"> </w:t>
       </w:r>
       <w:r>
         <w:rPr>
@@ -790,7 +807,290 @@
           <w:sz w:val="28"/>
           <w:szCs w:val="28"/>
         </w:rPr>
-        <w:t>dependințe</w:t>
+        <w:t>Cerințe Funcționale</w:t>
+      </w:r>
+    </w:p>
+    <w:p>
+      <w:pPr>
+        <w:numPr>
+          <w:ilvl w:val="0"/>
+          <w:numId w:val="23"/>
+        </w:numPr>
+        <w:spacing w:after="0" w:line="240" w:lineRule="auto"/>
+        <w:rPr>
+          <w:rFonts w:ascii="Times New Roman" w:hAnsi="Times New Roman" w:cs="Times New Roman"/>
+        </w:rPr>
+      </w:pPr>
+      <w:r>
+        <w:rPr>
+          <w:rFonts w:ascii="Times New Roman" w:hAnsi="Times New Roman" w:cs="Times New Roman"/>
+        </w:rPr>
+        <w:t xml:space="preserve">Sistemul trebuie să inițializeze componentele hardware: </w:t>
+      </w:r>
+      <w:proofErr w:type="spellStart"/>
+      <w:r>
+        <w:rPr>
+          <w:rFonts w:ascii="Times New Roman" w:hAnsi="Times New Roman" w:cs="Times New Roman"/>
+        </w:rPr>
+        <w:t>servo</w:t>
+      </w:r>
+      <w:proofErr w:type="spellEnd"/>
+      <w:r>
+        <w:rPr>
+          <w:rFonts w:ascii="Times New Roman" w:hAnsi="Times New Roman" w:cs="Times New Roman"/>
+        </w:rPr>
+        <w:t>, pompă/releu, buton manual, senzori HX711, senzor de temperatură ADC și LED-uri.</w:t>
+      </w:r>
+    </w:p>
+    <w:p>
+      <w:pPr>
+        <w:numPr>
+          <w:ilvl w:val="0"/>
+          <w:numId w:val="23"/>
+        </w:numPr>
+        <w:spacing w:after="0" w:line="240" w:lineRule="auto"/>
+        <w:rPr>
+          <w:rFonts w:ascii="Times New Roman" w:hAnsi="Times New Roman" w:cs="Times New Roman"/>
+        </w:rPr>
+      </w:pPr>
+      <w:r>
+        <w:rPr>
+          <w:rFonts w:ascii="Times New Roman" w:hAnsi="Times New Roman" w:cs="Times New Roman"/>
+        </w:rPr>
+        <w:t>Sistemul trebuie să calibreze automat bolurile de mâncare și apă la pornire, timp de aproximativ 3 secunde.</w:t>
+      </w:r>
+    </w:p>
+    <w:p>
+      <w:pPr>
+        <w:numPr>
+          <w:ilvl w:val="0"/>
+          <w:numId w:val="23"/>
+        </w:numPr>
+        <w:spacing w:after="0" w:line="240" w:lineRule="auto"/>
+        <w:rPr>
+          <w:rFonts w:ascii="Times New Roman" w:hAnsi="Times New Roman" w:cs="Times New Roman"/>
+        </w:rPr>
+      </w:pPr>
+      <w:r>
+        <w:rPr>
+          <w:rFonts w:ascii="Times New Roman" w:hAnsi="Times New Roman" w:cs="Times New Roman"/>
+        </w:rPr>
+        <w:t>Sistemul trebuie să monitorizeze periodic cantitatea de mâncare, cantitatea de apă și temperatura apei.</w:t>
+      </w:r>
+    </w:p>
+    <w:p>
+      <w:pPr>
+        <w:numPr>
+          <w:ilvl w:val="0"/>
+          <w:numId w:val="23"/>
+        </w:numPr>
+        <w:spacing w:after="0" w:line="240" w:lineRule="auto"/>
+        <w:rPr>
+          <w:rFonts w:ascii="Times New Roman" w:hAnsi="Times New Roman" w:cs="Times New Roman"/>
+        </w:rPr>
+      </w:pPr>
+      <w:r>
+        <w:rPr>
+          <w:rFonts w:ascii="Times New Roman" w:hAnsi="Times New Roman" w:cs="Times New Roman"/>
+        </w:rPr>
+        <w:t xml:space="preserve">Sistemul trebuie să permită alimentarea manuală cu mâncare prin apăsarea unui buton, deschizând clapeta </w:t>
+      </w:r>
+      <w:proofErr w:type="spellStart"/>
+      <w:r>
+        <w:rPr>
+          <w:rFonts w:ascii="Times New Roman" w:hAnsi="Times New Roman" w:cs="Times New Roman"/>
+        </w:rPr>
+        <w:t>servo</w:t>
+      </w:r>
+      <w:proofErr w:type="spellEnd"/>
+      <w:r>
+        <w:rPr>
+          <w:rFonts w:ascii="Times New Roman" w:hAnsi="Times New Roman" w:cs="Times New Roman"/>
+        </w:rPr>
+        <w:t xml:space="preserve"> cât timp butonul este apăsat.</w:t>
+      </w:r>
+    </w:p>
+    <w:p>
+      <w:pPr>
+        <w:numPr>
+          <w:ilvl w:val="0"/>
+          <w:numId w:val="23"/>
+        </w:numPr>
+        <w:spacing w:after="0" w:line="240" w:lineRule="auto"/>
+        <w:rPr>
+          <w:rFonts w:ascii="Times New Roman" w:hAnsi="Times New Roman" w:cs="Times New Roman"/>
+        </w:rPr>
+      </w:pPr>
+      <w:r>
+        <w:rPr>
+          <w:rFonts w:ascii="Times New Roman" w:hAnsi="Times New Roman" w:cs="Times New Roman"/>
+        </w:rPr>
+        <w:t xml:space="preserve">Sistemul trebuie să dozeze automat mâncare când nivelul scade sub 15 g, deschizând clapeta până la pragul anticipat de 43 g sau până la </w:t>
+      </w:r>
+      <w:proofErr w:type="spellStart"/>
+      <w:r>
+        <w:rPr>
+          <w:rFonts w:ascii="Times New Roman" w:hAnsi="Times New Roman" w:cs="Times New Roman"/>
+        </w:rPr>
+        <w:t>timeout</w:t>
+      </w:r>
+      <w:proofErr w:type="spellEnd"/>
+      <w:r>
+        <w:rPr>
+          <w:rFonts w:ascii="Times New Roman" w:hAnsi="Times New Roman" w:cs="Times New Roman"/>
+        </w:rPr>
+        <w:t>.</w:t>
+      </w:r>
+    </w:p>
+    <w:p>
+      <w:pPr>
+        <w:spacing w:after="0" w:line="240" w:lineRule="auto"/>
+        <w:ind w:left="720"/>
+        <w:rPr>
+          <w:rFonts w:ascii="Times New Roman" w:hAnsi="Times New Roman" w:cs="Times New Roman"/>
+        </w:rPr>
+      </w:pPr>
+    </w:p>
+    <w:p>
+      <w:pPr>
+        <w:pStyle w:val="Listparagraf"/>
+        <w:numPr>
+          <w:ilvl w:val="0"/>
+          <w:numId w:val="25"/>
+        </w:numPr>
+        <w:spacing w:after="0" w:line="240" w:lineRule="auto"/>
+        <w:rPr>
+          <w:rFonts w:ascii="Times New Roman" w:hAnsi="Times New Roman" w:cs="Times New Roman"/>
+        </w:rPr>
+      </w:pPr>
+      <w:r>
+        <w:rPr>
+          <w:rFonts w:ascii="Times New Roman" w:hAnsi="Times New Roman" w:cs="Times New Roman"/>
+          <w:b/>
+          <w:bCs/>
+          <w:sz w:val="28"/>
+          <w:szCs w:val="28"/>
+        </w:rPr>
+        <w:t>Cerințe Non-Funcționale</w:t>
+      </w:r>
+    </w:p>
+    <w:p>
+      <w:pPr>
+        <w:numPr>
+          <w:ilvl w:val="0"/>
+          <w:numId w:val="24"/>
+        </w:numPr>
+        <w:spacing w:after="0" w:line="240" w:lineRule="auto"/>
+        <w:rPr>
+          <w:rFonts w:ascii="Times New Roman" w:hAnsi="Times New Roman" w:cs="Times New Roman"/>
+        </w:rPr>
+      </w:pPr>
+      <w:r>
+        <w:rPr>
+          <w:rFonts w:ascii="Times New Roman" w:hAnsi="Times New Roman" w:cs="Times New Roman"/>
+        </w:rPr>
+        <w:t xml:space="preserve">Sistemul trebuie să folosească </w:t>
+      </w:r>
+      <w:proofErr w:type="spellStart"/>
+      <w:r>
+        <w:rPr>
+          <w:rFonts w:ascii="Times New Roman" w:hAnsi="Times New Roman" w:cs="Times New Roman"/>
+        </w:rPr>
+        <w:t>Pico</w:t>
+      </w:r>
+      <w:proofErr w:type="spellEnd"/>
+      <w:r>
+        <w:rPr>
+          <w:rFonts w:ascii="Times New Roman" w:hAnsi="Times New Roman" w:cs="Times New Roman"/>
+        </w:rPr>
+        <w:t xml:space="preserve"> SDK, </w:t>
+      </w:r>
+      <w:proofErr w:type="spellStart"/>
+      <w:r>
+        <w:rPr>
+          <w:rFonts w:ascii="Times New Roman" w:hAnsi="Times New Roman" w:cs="Times New Roman"/>
+        </w:rPr>
+        <w:t>BTStack</w:t>
+      </w:r>
+      <w:proofErr w:type="spellEnd"/>
+      <w:r>
+        <w:rPr>
+          <w:rFonts w:ascii="Times New Roman" w:hAnsi="Times New Roman" w:cs="Times New Roman"/>
+        </w:rPr>
+        <w:t>, ADC și PWM pentru controlul componentelor.</w:t>
+      </w:r>
+    </w:p>
+    <w:p>
+      <w:pPr>
+        <w:numPr>
+          <w:ilvl w:val="0"/>
+          <w:numId w:val="24"/>
+        </w:numPr>
+        <w:spacing w:after="0" w:line="240" w:lineRule="auto"/>
+        <w:rPr>
+          <w:rFonts w:ascii="Times New Roman" w:hAnsi="Times New Roman" w:cs="Times New Roman"/>
+        </w:rPr>
+      </w:pPr>
+      <w:r>
+        <w:rPr>
+          <w:rFonts w:ascii="Times New Roman" w:hAnsi="Times New Roman" w:cs="Times New Roman"/>
+        </w:rPr>
+        <w:t>Sistemul trebuie să actualizeze monitorizarea periodic, la aproximativ 500 ms.</w:t>
+      </w:r>
+    </w:p>
+    <w:p>
+      <w:pPr>
+        <w:numPr>
+          <w:ilvl w:val="0"/>
+          <w:numId w:val="24"/>
+        </w:numPr>
+        <w:spacing w:after="0" w:line="240" w:lineRule="auto"/>
+        <w:rPr>
+          <w:rFonts w:ascii="Times New Roman" w:hAnsi="Times New Roman" w:cs="Times New Roman"/>
+        </w:rPr>
+      </w:pPr>
+      <w:r>
+        <w:rPr>
+          <w:rFonts w:ascii="Times New Roman" w:hAnsi="Times New Roman" w:cs="Times New Roman"/>
+        </w:rPr>
+        <w:t>Sistemul trebuie să evite valori negative pentru cantitățile măsurate, setându-le la 0.</w:t>
+      </w:r>
+    </w:p>
+    <w:p>
+      <w:pPr>
+        <w:spacing w:after="0" w:line="240" w:lineRule="auto"/>
+        <w:rPr>
+          <w:rFonts w:ascii="Times New Roman" w:hAnsi="Times New Roman" w:cs="Times New Roman"/>
+          <w:b/>
+          <w:bCs/>
+        </w:rPr>
+      </w:pPr>
+    </w:p>
+    <w:p>
+      <w:pPr>
+        <w:pStyle w:val="Listparagraf"/>
+        <w:numPr>
+          <w:ilvl w:val="0"/>
+          <w:numId w:val="25"/>
+        </w:numPr>
+        <w:spacing w:after="0" w:line="240" w:lineRule="auto"/>
+        <w:rPr>
+          <w:rFonts w:ascii="Times New Roman" w:hAnsi="Times New Roman" w:cs="Times New Roman"/>
+          <w:b/>
+          <w:bCs/>
+          <w:sz w:val="28"/>
+          <w:szCs w:val="28"/>
+        </w:rPr>
+      </w:pPr>
+      <w:r>
+        <w:rPr>
+          <w:rFonts w:ascii="Times New Roman" w:hAnsi="Times New Roman" w:cs="Times New Roman"/>
+          <w:b/>
+          <w:bCs/>
+          <w:sz w:val="28"/>
+          <w:szCs w:val="28"/>
+        </w:rPr>
+        <w:t>Platforma si dependințe</w:t>
       </w:r>
     </w:p>
     <w:p>
@@ -992,6 +1292,7 @@
           <w:b/>
           <w:bCs/>
         </w:rPr>
+        <w:lastRenderedPageBreak/>
         <w:t>Software</w:t>
       </w:r>
     </w:p>
@@ -1189,6 +1490,11 @@
     </w:p>
     <w:p>
       <w:pPr>
+        <w:pStyle w:val="Listparagraf"/>
+        <w:numPr>
+          <w:ilvl w:val="0"/>
+          <w:numId w:val="25"/>
+        </w:numPr>
         <w:spacing w:after="0" w:line="240" w:lineRule="auto"/>
         <w:rPr>
           <w:rFonts w:ascii="Times New Roman" w:hAnsi="Times New Roman" w:cs="Times New Roman"/>
@@ -1206,7 +1512,7 @@
           <w:sz w:val="28"/>
           <w:szCs w:val="28"/>
         </w:rPr>
-        <w:t>4. Conexiuni hardware</w:t>
+        <w:t>Conexiuni hardware</w:t>
       </w:r>
     </w:p>
     <w:p>
@@ -1850,7 +2156,6 @@
               <w:rPr>
                 <w:rFonts w:ascii="Times New Roman" w:hAnsi="Times New Roman" w:cs="Times New Roman"/>
               </w:rPr>
-              <w:lastRenderedPageBreak/>
               <w:t>HX711 apa DOUT</w:t>
             </w:r>
           </w:p>
@@ -2203,9 +2508,9 @@
           <w:noProof/>
         </w:rPr>
         <w:drawing>
-          <wp:inline distT="0" distB="0" distL="0" distR="0" wp14:anchorId="392C521F" wp14:editId="166D25ED">
-            <wp:extent cx="5811681" cy="4056380"/>
-            <wp:effectExtent l="0" t="0" r="0" b="1270"/>
+          <wp:inline distT="0" distB="0" distL="0" distR="0" wp14:anchorId="392C521F" wp14:editId="5A8AAE72">
+            <wp:extent cx="5303520" cy="3701699"/>
+            <wp:effectExtent l="0" t="0" r="0" b="0"/>
             <wp:docPr id="59815156" name="Imagine 1" descr="image">
               <a:hlinkClick xmlns:a="http://schemas.openxmlformats.org/drawingml/2006/main" r:id="rId6" tgtFrame="&quot;_blank&quot;"/>
             </wp:docPr>
@@ -2239,7 +2544,7 @@
                   <pic:spPr bwMode="auto">
                     <a:xfrm>
                       <a:off x="0" y="0"/>
-                      <a:ext cx="5834100" cy="4072028"/>
+                      <a:ext cx="5326720" cy="3717892"/>
                     </a:xfrm>
                     <a:prstGeom prst="rect">
                       <a:avLst/>
@@ -2266,6 +2571,11 @@
     </w:p>
     <w:p>
       <w:pPr>
+        <w:pStyle w:val="Listparagraf"/>
+        <w:numPr>
+          <w:ilvl w:val="0"/>
+          <w:numId w:val="25"/>
+        </w:numPr>
         <w:spacing w:after="0" w:line="240" w:lineRule="auto"/>
         <w:rPr>
           <w:rFonts w:ascii="Times New Roman" w:hAnsi="Times New Roman" w:cs="Times New Roman"/>
@@ -2283,7 +2593,8 @@
           <w:sz w:val="28"/>
           <w:szCs w:val="28"/>
         </w:rPr>
-        <w:t>5. Constante importante</w:t>
+        <w:lastRenderedPageBreak/>
+        <w:t>Constante importante</w:t>
       </w:r>
     </w:p>
     <w:p>
@@ -3224,7 +3535,6 @@
         <w:rPr>
           <w:rFonts w:ascii="Times New Roman" w:hAnsi="Times New Roman" w:cs="Times New Roman"/>
         </w:rPr>
-        <w:lastRenderedPageBreak/>
         <w:t xml:space="preserve">clapeta are </w:t>
       </w:r>
       <w:proofErr w:type="spellStart"/>
@@ -3265,6 +3575,11 @@
     </w:p>
     <w:p>
       <w:pPr>
+        <w:pStyle w:val="Listparagraf"/>
+        <w:numPr>
+          <w:ilvl w:val="0"/>
+          <w:numId w:val="25"/>
+        </w:numPr>
         <w:spacing w:after="0" w:line="240" w:lineRule="auto"/>
         <w:rPr>
           <w:rFonts w:ascii="Times New Roman" w:hAnsi="Times New Roman" w:cs="Times New Roman"/>
@@ -3282,7 +3597,7 @@
           <w:sz w:val="28"/>
           <w:szCs w:val="28"/>
         </w:rPr>
-        <w:t>6. Arhitectura software</w:t>
+        <w:t xml:space="preserve"> Arhitectura software</w:t>
       </w:r>
     </w:p>
     <w:p>
@@ -4052,6 +4367,7 @@
         <w:rPr>
           <w:rFonts w:ascii="Times New Roman" w:hAnsi="Times New Roman" w:cs="Times New Roman"/>
         </w:rPr>
+        <w:lastRenderedPageBreak/>
         <w:t>Funcția</w:t>
       </w:r>
       <w:r>
@@ -4565,7 +4881,6 @@
         <w:rPr>
           <w:rFonts w:ascii="Times New Roman" w:hAnsi="Times New Roman" w:cs="Times New Roman"/>
         </w:rPr>
-        <w:lastRenderedPageBreak/>
         <w:t>initializeaz</w:t>
       </w:r>
       <w:r>
@@ -4745,7 +5060,7 @@
         <w:pStyle w:val="Listparagraf"/>
         <w:numPr>
           <w:ilvl w:val="0"/>
-          <w:numId w:val="7"/>
+          <w:numId w:val="25"/>
         </w:numPr>
         <w:spacing w:after="0" w:line="240" w:lineRule="auto"/>
         <w:rPr>
@@ -5094,7 +5409,7 @@
         <w:pStyle w:val="Listparagraf"/>
         <w:numPr>
           <w:ilvl w:val="0"/>
-          <w:numId w:val="7"/>
+          <w:numId w:val="25"/>
         </w:numPr>
         <w:spacing w:after="0" w:line="240" w:lineRule="auto"/>
         <w:rPr>
@@ -5439,6 +5754,7 @@
         <w:rPr>
           <w:rFonts w:ascii="Times New Roman" w:hAnsi="Times New Roman" w:cs="Times New Roman"/>
         </w:rPr>
+        <w:lastRenderedPageBreak/>
         <w:t>Exist</w:t>
       </w:r>
       <w:r>
@@ -5565,7 +5881,7 @@
         <w:pStyle w:val="Listparagraf"/>
         <w:numPr>
           <w:ilvl w:val="0"/>
-          <w:numId w:val="7"/>
+          <w:numId w:val="25"/>
         </w:numPr>
         <w:spacing w:after="0" w:line="240" w:lineRule="auto"/>
         <w:rPr>
@@ -5851,7 +6167,7 @@
         <w:pStyle w:val="Listparagraf"/>
         <w:numPr>
           <w:ilvl w:val="0"/>
-          <w:numId w:val="7"/>
+          <w:numId w:val="25"/>
         </w:numPr>
         <w:spacing w:after="0" w:line="240" w:lineRule="auto"/>
         <w:rPr>
@@ -5870,7 +6186,6 @@
           <w:sz w:val="28"/>
           <w:szCs w:val="28"/>
         </w:rPr>
-        <w:lastRenderedPageBreak/>
         <w:t>Bluetooth</w:t>
       </w:r>
     </w:p>
@@ -6044,7 +6359,7 @@
         <w:pStyle w:val="Listparagraf"/>
         <w:numPr>
           <w:ilvl w:val="0"/>
-          <w:numId w:val="7"/>
+          <w:numId w:val="25"/>
         </w:numPr>
         <w:spacing w:after="0" w:line="240" w:lineRule="auto"/>
         <w:rPr>
@@ -6509,7 +6824,7 @@
         <w:pStyle w:val="Listparagraf"/>
         <w:numPr>
           <w:ilvl w:val="0"/>
-          <w:numId w:val="7"/>
+          <w:numId w:val="25"/>
         </w:numPr>
         <w:spacing w:after="0" w:line="240" w:lineRule="auto"/>
         <w:rPr>
@@ -6717,6 +7032,7 @@
         <w:rPr>
           <w:rFonts w:ascii="Times New Roman" w:hAnsi="Times New Roman" w:cs="Times New Roman"/>
         </w:rPr>
+        <w:lastRenderedPageBreak/>
         <w:t>verificarea c</w:t>
       </w:r>
       <w:r>
@@ -7225,7 +7541,6 @@
         <w:rPr>
           <w:rFonts w:ascii="Times New Roman" w:hAnsi="Times New Roman" w:cs="Times New Roman"/>
         </w:rPr>
-        <w:lastRenderedPageBreak/>
         <w:t>căutarea</w:t>
       </w:r>
       <w:r>
@@ -7285,7 +7600,7 @@
         <w:pStyle w:val="Listparagraf"/>
         <w:numPr>
           <w:ilvl w:val="0"/>
-          <w:numId w:val="7"/>
+          <w:numId w:val="25"/>
         </w:numPr>
         <w:spacing w:after="0" w:line="240" w:lineRule="auto"/>
         <w:rPr>
@@ -7989,7 +8304,7 @@
         <w:pStyle w:val="Listparagraf"/>
         <w:numPr>
           <w:ilvl w:val="0"/>
-          <w:numId w:val="7"/>
+          <w:numId w:val="25"/>
         </w:numPr>
         <w:spacing w:after="0" w:line="240" w:lineRule="auto"/>
         <w:rPr>
@@ -8261,6 +8576,7 @@
         <w:rPr>
           <w:rFonts w:ascii="Times New Roman" w:hAnsi="Times New Roman" w:cs="Times New Roman"/>
         </w:rPr>
+        <w:lastRenderedPageBreak/>
         <w:t xml:space="preserve">nu exista </w:t>
       </w:r>
       <w:r>
@@ -8480,7 +8796,7 @@
         <w:pStyle w:val="Listparagraf"/>
         <w:numPr>
           <w:ilvl w:val="0"/>
-          <w:numId w:val="7"/>
+          <w:numId w:val="25"/>
         </w:numPr>
         <w:spacing w:after="0" w:line="240" w:lineRule="auto"/>
         <w:rPr>
@@ -8893,6 +9209,119 @@
     </w:lvl>
   </w:abstractNum>
   <w:abstractNum w:abstractNumId="1" w15:restartNumberingAfterBreak="0">
+    <w:nsid w:val="07F32FAC"/>
+    <w:multiLevelType w:val="multilevel"/>
+    <w:tmpl w:val="0F80068C"/>
+    <w:lvl w:ilvl="0">
+      <w:start w:val="1"/>
+      <w:numFmt w:val="decimal"/>
+      <w:lvlText w:val="%1."/>
+      <w:lvlJc w:val="left"/>
+      <w:pPr>
+        <w:tabs>
+          <w:tab w:val="num" w:pos="720"/>
+        </w:tabs>
+        <w:ind w:left="720" w:hanging="360"/>
+      </w:pPr>
+    </w:lvl>
+    <w:lvl w:ilvl="1" w:tentative="1">
+      <w:start w:val="1"/>
+      <w:numFmt w:val="decimal"/>
+      <w:lvlText w:val="%2."/>
+      <w:lvlJc w:val="left"/>
+      <w:pPr>
+        <w:tabs>
+          <w:tab w:val="num" w:pos="1440"/>
+        </w:tabs>
+        <w:ind w:left="1440" w:hanging="360"/>
+      </w:pPr>
+    </w:lvl>
+    <w:lvl w:ilvl="2" w:tentative="1">
+      <w:start w:val="1"/>
+      <w:numFmt w:val="decimal"/>
+      <w:lvlText w:val="%3."/>
+      <w:lvlJc w:val="left"/>
+      <w:pPr>
+        <w:tabs>
+          <w:tab w:val="num" w:pos="2160"/>
+        </w:tabs>
+        <w:ind w:left="2160" w:hanging="360"/>
+      </w:pPr>
+    </w:lvl>
+    <w:lvl w:ilvl="3" w:tentative="1">
+      <w:start w:val="1"/>
+      <w:numFmt w:val="decimal"/>
+      <w:lvlText w:val="%4."/>
+      <w:lvlJc w:val="left"/>
+      <w:pPr>
+        <w:tabs>
+          <w:tab w:val="num" w:pos="2880"/>
+        </w:tabs>
+        <w:ind w:left="2880" w:hanging="360"/>
+      </w:pPr>
+    </w:lvl>
+    <w:lvl w:ilvl="4" w:tentative="1">
+      <w:start w:val="1"/>
+      <w:numFmt w:val="decimal"/>
+      <w:lvlText w:val="%5."/>
+      <w:lvlJc w:val="left"/>
+      <w:pPr>
+        <w:tabs>
+          <w:tab w:val="num" w:pos="3600"/>
+        </w:tabs>
+        <w:ind w:left="3600" w:hanging="360"/>
+      </w:pPr>
+    </w:lvl>
+    <w:lvl w:ilvl="5" w:tentative="1">
+      <w:start w:val="1"/>
+      <w:numFmt w:val="decimal"/>
+      <w:lvlText w:val="%6."/>
+      <w:lvlJc w:val="left"/>
+      <w:pPr>
+        <w:tabs>
+          <w:tab w:val="num" w:pos="4320"/>
+        </w:tabs>
+        <w:ind w:left="4320" w:hanging="360"/>
+      </w:pPr>
+    </w:lvl>
+    <w:lvl w:ilvl="6" w:tentative="1">
+      <w:start w:val="1"/>
+      <w:numFmt w:val="decimal"/>
+      <w:lvlText w:val="%7."/>
+      <w:lvlJc w:val="left"/>
+      <w:pPr>
+        <w:tabs>
+          <w:tab w:val="num" w:pos="5040"/>
+        </w:tabs>
+        <w:ind w:left="5040" w:hanging="360"/>
+      </w:pPr>
+    </w:lvl>
+    <w:lvl w:ilvl="7" w:tentative="1">
+      <w:start w:val="1"/>
+      <w:numFmt w:val="decimal"/>
+      <w:lvlText w:val="%8."/>
+      <w:lvlJc w:val="left"/>
+      <w:pPr>
+        <w:tabs>
+          <w:tab w:val="num" w:pos="5760"/>
+        </w:tabs>
+        <w:ind w:left="5760" w:hanging="360"/>
+      </w:pPr>
+    </w:lvl>
+    <w:lvl w:ilvl="8" w:tentative="1">
+      <w:start w:val="1"/>
+      <w:numFmt w:val="decimal"/>
+      <w:lvlText w:val="%9."/>
+      <w:lvlJc w:val="left"/>
+      <w:pPr>
+        <w:tabs>
+          <w:tab w:val="num" w:pos="6480"/>
+        </w:tabs>
+        <w:ind w:left="6480" w:hanging="360"/>
+      </w:pPr>
+    </w:lvl>
+  </w:abstractNum>
+  <w:abstractNum w:abstractNumId="2" w15:restartNumberingAfterBreak="0">
     <w:nsid w:val="08C10A95"/>
     <w:multiLevelType w:val="multilevel"/>
     <w:tmpl w:val="6C08DA46"/>
@@ -9005,7 +9434,7 @@
       </w:pPr>
     </w:lvl>
   </w:abstractNum>
-  <w:abstractNum w:abstractNumId="2" w15:restartNumberingAfterBreak="0">
+  <w:abstractNum w:abstractNumId="3" w15:restartNumberingAfterBreak="0">
     <w:nsid w:val="106A5F85"/>
     <w:multiLevelType w:val="multilevel"/>
     <w:tmpl w:val="5F06E4B8"/>
@@ -9154,7 +9583,7 @@
       </w:rPr>
     </w:lvl>
   </w:abstractNum>
-  <w:abstractNum w:abstractNumId="3" w15:restartNumberingAfterBreak="0">
+  <w:abstractNum w:abstractNumId="4" w15:restartNumberingAfterBreak="0">
     <w:nsid w:val="12794DCE"/>
     <w:multiLevelType w:val="multilevel"/>
     <w:tmpl w:val="1E2289D8"/>
@@ -9303,7 +9732,7 @@
       </w:rPr>
     </w:lvl>
   </w:abstractNum>
-  <w:abstractNum w:abstractNumId="4" w15:restartNumberingAfterBreak="0">
+  <w:abstractNum w:abstractNumId="5" w15:restartNumberingAfterBreak="0">
     <w:nsid w:val="1636467E"/>
     <w:multiLevelType w:val="multilevel"/>
     <w:tmpl w:val="4224EE46"/>
@@ -9416,7 +9845,7 @@
       </w:pPr>
     </w:lvl>
   </w:abstractNum>
-  <w:abstractNum w:abstractNumId="5" w15:restartNumberingAfterBreak="0">
+  <w:abstractNum w:abstractNumId="6" w15:restartNumberingAfterBreak="0">
     <w:nsid w:val="1E740795"/>
     <w:multiLevelType w:val="multilevel"/>
     <w:tmpl w:val="09987CD6"/>
@@ -9565,7 +9994,7 @@
       </w:rPr>
     </w:lvl>
   </w:abstractNum>
-  <w:abstractNum w:abstractNumId="6" w15:restartNumberingAfterBreak="0">
+  <w:abstractNum w:abstractNumId="7" w15:restartNumberingAfterBreak="0">
     <w:nsid w:val="21766436"/>
     <w:multiLevelType w:val="multilevel"/>
     <w:tmpl w:val="8BDE3566"/>
@@ -9714,7 +10143,7 @@
       </w:rPr>
     </w:lvl>
   </w:abstractNum>
-  <w:abstractNum w:abstractNumId="7" w15:restartNumberingAfterBreak="0">
+  <w:abstractNum w:abstractNumId="8" w15:restartNumberingAfterBreak="0">
     <w:nsid w:val="2B66270F"/>
     <w:multiLevelType w:val="multilevel"/>
     <w:tmpl w:val="69AC71EC"/>
@@ -9863,7 +10292,7 @@
       </w:rPr>
     </w:lvl>
   </w:abstractNum>
-  <w:abstractNum w:abstractNumId="8" w15:restartNumberingAfterBreak="0">
+  <w:abstractNum w:abstractNumId="9" w15:restartNumberingAfterBreak="0">
     <w:nsid w:val="2C7D68BA"/>
     <w:multiLevelType w:val="multilevel"/>
     <w:tmpl w:val="094C290A"/>
@@ -9976,7 +10405,7 @@
       </w:pPr>
     </w:lvl>
   </w:abstractNum>
-  <w:abstractNum w:abstractNumId="9" w15:restartNumberingAfterBreak="0">
+  <w:abstractNum w:abstractNumId="10" w15:restartNumberingAfterBreak="0">
     <w:nsid w:val="32C01CD5"/>
     <w:multiLevelType w:val="multilevel"/>
     <w:tmpl w:val="815C2B56"/>
@@ -10125,7 +10554,7 @@
       </w:rPr>
     </w:lvl>
   </w:abstractNum>
-  <w:abstractNum w:abstractNumId="10" w15:restartNumberingAfterBreak="0">
+  <w:abstractNum w:abstractNumId="11" w15:restartNumberingAfterBreak="0">
     <w:nsid w:val="37741E5B"/>
     <w:multiLevelType w:val="multilevel"/>
     <w:tmpl w:val="5A9C938E"/>
@@ -10274,7 +10703,7 @@
       </w:rPr>
     </w:lvl>
   </w:abstractNum>
-  <w:abstractNum w:abstractNumId="11" w15:restartNumberingAfterBreak="0">
+  <w:abstractNum w:abstractNumId="12" w15:restartNumberingAfterBreak="0">
     <w:nsid w:val="3AAF7D72"/>
     <w:multiLevelType w:val="multilevel"/>
     <w:tmpl w:val="AB0EB2EA"/>
@@ -10387,7 +10816,7 @@
       </w:pPr>
     </w:lvl>
   </w:abstractNum>
-  <w:abstractNum w:abstractNumId="12" w15:restartNumberingAfterBreak="0">
+  <w:abstractNum w:abstractNumId="13" w15:restartNumberingAfterBreak="0">
     <w:nsid w:val="3D0948F2"/>
     <w:multiLevelType w:val="multilevel"/>
     <w:tmpl w:val="71CAC7D4"/>
@@ -10536,7 +10965,213 @@
       </w:rPr>
     </w:lvl>
   </w:abstractNum>
-  <w:abstractNum w:abstractNumId="13" w15:restartNumberingAfterBreak="0">
+  <w:abstractNum w:abstractNumId="14" w15:restartNumberingAfterBreak="0">
+    <w:nsid w:val="3E2439EB"/>
+    <w:multiLevelType w:val="multilevel"/>
+    <w:tmpl w:val="593264E2"/>
+    <w:lvl w:ilvl="0">
+      <w:start w:val="1"/>
+      <w:numFmt w:val="decimal"/>
+      <w:lvlText w:val="%1."/>
+      <w:lvlJc w:val="left"/>
+      <w:pPr>
+        <w:tabs>
+          <w:tab w:val="num" w:pos="720"/>
+        </w:tabs>
+        <w:ind w:left="720" w:hanging="360"/>
+      </w:pPr>
+    </w:lvl>
+    <w:lvl w:ilvl="1" w:tentative="1">
+      <w:start w:val="1"/>
+      <w:numFmt w:val="decimal"/>
+      <w:lvlText w:val="%2."/>
+      <w:lvlJc w:val="left"/>
+      <w:pPr>
+        <w:tabs>
+          <w:tab w:val="num" w:pos="1440"/>
+        </w:tabs>
+        <w:ind w:left="1440" w:hanging="360"/>
+      </w:pPr>
+    </w:lvl>
+    <w:lvl w:ilvl="2" w:tentative="1">
+      <w:start w:val="1"/>
+      <w:numFmt w:val="decimal"/>
+      <w:lvlText w:val="%3."/>
+      <w:lvlJc w:val="left"/>
+      <w:pPr>
+        <w:tabs>
+          <w:tab w:val="num" w:pos="2160"/>
+        </w:tabs>
+        <w:ind w:left="2160" w:hanging="360"/>
+      </w:pPr>
+    </w:lvl>
+    <w:lvl w:ilvl="3" w:tentative="1">
+      <w:start w:val="1"/>
+      <w:numFmt w:val="decimal"/>
+      <w:lvlText w:val="%4."/>
+      <w:lvlJc w:val="left"/>
+      <w:pPr>
+        <w:tabs>
+          <w:tab w:val="num" w:pos="2880"/>
+        </w:tabs>
+        <w:ind w:left="2880" w:hanging="360"/>
+      </w:pPr>
+    </w:lvl>
+    <w:lvl w:ilvl="4" w:tentative="1">
+      <w:start w:val="1"/>
+      <w:numFmt w:val="decimal"/>
+      <w:lvlText w:val="%5."/>
+      <w:lvlJc w:val="left"/>
+      <w:pPr>
+        <w:tabs>
+          <w:tab w:val="num" w:pos="3600"/>
+        </w:tabs>
+        <w:ind w:left="3600" w:hanging="360"/>
+      </w:pPr>
+    </w:lvl>
+    <w:lvl w:ilvl="5" w:tentative="1">
+      <w:start w:val="1"/>
+      <w:numFmt w:val="decimal"/>
+      <w:lvlText w:val="%6."/>
+      <w:lvlJc w:val="left"/>
+      <w:pPr>
+        <w:tabs>
+          <w:tab w:val="num" w:pos="4320"/>
+        </w:tabs>
+        <w:ind w:left="4320" w:hanging="360"/>
+      </w:pPr>
+    </w:lvl>
+    <w:lvl w:ilvl="6" w:tentative="1">
+      <w:start w:val="1"/>
+      <w:numFmt w:val="decimal"/>
+      <w:lvlText w:val="%7."/>
+      <w:lvlJc w:val="left"/>
+      <w:pPr>
+        <w:tabs>
+          <w:tab w:val="num" w:pos="5040"/>
+        </w:tabs>
+        <w:ind w:left="5040" w:hanging="360"/>
+      </w:pPr>
+    </w:lvl>
+    <w:lvl w:ilvl="7" w:tentative="1">
+      <w:start w:val="1"/>
+      <w:numFmt w:val="decimal"/>
+      <w:lvlText w:val="%8."/>
+      <w:lvlJc w:val="left"/>
+      <w:pPr>
+        <w:tabs>
+          <w:tab w:val="num" w:pos="5760"/>
+        </w:tabs>
+        <w:ind w:left="5760" w:hanging="360"/>
+      </w:pPr>
+    </w:lvl>
+    <w:lvl w:ilvl="8" w:tentative="1">
+      <w:start w:val="1"/>
+      <w:numFmt w:val="decimal"/>
+      <w:lvlText w:val="%9."/>
+      <w:lvlJc w:val="left"/>
+      <w:pPr>
+        <w:tabs>
+          <w:tab w:val="num" w:pos="6480"/>
+        </w:tabs>
+        <w:ind w:left="6480" w:hanging="360"/>
+      </w:pPr>
+    </w:lvl>
+  </w:abstractNum>
+  <w:abstractNum w:abstractNumId="15" w15:restartNumberingAfterBreak="0">
+    <w:nsid w:val="480E014F"/>
+    <w:multiLevelType w:val="hybridMultilevel"/>
+    <w:tmpl w:val="A9DCE082"/>
+    <w:lvl w:ilvl="0" w:tplc="5658CB7A">
+      <w:start w:val="1"/>
+      <w:numFmt w:val="decimal"/>
+      <w:lvlText w:val="%1."/>
+      <w:lvlJc w:val="left"/>
+      <w:pPr>
+        <w:ind w:left="720" w:hanging="360"/>
+      </w:pPr>
+      <w:rPr>
+        <w:rFonts w:hint="default"/>
+        <w:b/>
+        <w:bCs/>
+        <w:sz w:val="28"/>
+        <w:szCs w:val="28"/>
+      </w:rPr>
+    </w:lvl>
+    <w:lvl w:ilvl="1" w:tplc="04090019" w:tentative="1">
+      <w:start w:val="1"/>
+      <w:numFmt w:val="lowerLetter"/>
+      <w:lvlText w:val="%2."/>
+      <w:lvlJc w:val="left"/>
+      <w:pPr>
+        <w:ind w:left="1440" w:hanging="360"/>
+      </w:pPr>
+    </w:lvl>
+    <w:lvl w:ilvl="2" w:tplc="0409001B" w:tentative="1">
+      <w:start w:val="1"/>
+      <w:numFmt w:val="lowerRoman"/>
+      <w:lvlText w:val="%3."/>
+      <w:lvlJc w:val="right"/>
+      <w:pPr>
+        <w:ind w:left="2160" w:hanging="180"/>
+      </w:pPr>
+    </w:lvl>
+    <w:lvl w:ilvl="3" w:tplc="0409000F" w:tentative="1">
+      <w:start w:val="1"/>
+      <w:numFmt w:val="decimal"/>
+      <w:lvlText w:val="%4."/>
+      <w:lvlJc w:val="left"/>
+      <w:pPr>
+        <w:ind w:left="2880" w:hanging="360"/>
+      </w:pPr>
+    </w:lvl>
+    <w:lvl w:ilvl="4" w:tplc="04090019" w:tentative="1">
+      <w:start w:val="1"/>
+      <w:numFmt w:val="lowerLetter"/>
+      <w:lvlText w:val="%5."/>
+      <w:lvlJc w:val="left"/>
+      <w:pPr>
+        <w:ind w:left="3600" w:hanging="360"/>
+      </w:pPr>
+    </w:lvl>
+    <w:lvl w:ilvl="5" w:tplc="0409001B" w:tentative="1">
+      <w:start w:val="1"/>
+      <w:numFmt w:val="lowerRoman"/>
+      <w:lvlText w:val="%6."/>
+      <w:lvlJc w:val="right"/>
+      <w:pPr>
+        <w:ind w:left="4320" w:hanging="180"/>
+      </w:pPr>
+    </w:lvl>
+    <w:lvl w:ilvl="6" w:tplc="0409000F" w:tentative="1">
+      <w:start w:val="1"/>
+      <w:numFmt w:val="decimal"/>
+      <w:lvlText w:val="%7."/>
+      <w:lvlJc w:val="left"/>
+      <w:pPr>
+        <w:ind w:left="5040" w:hanging="360"/>
+      </w:pPr>
+    </w:lvl>
+    <w:lvl w:ilvl="7" w:tplc="04090019" w:tentative="1">
+      <w:start w:val="1"/>
+      <w:numFmt w:val="lowerLetter"/>
+      <w:lvlText w:val="%8."/>
+      <w:lvlJc w:val="left"/>
+      <w:pPr>
+        <w:ind w:left="5760" w:hanging="360"/>
+      </w:pPr>
+    </w:lvl>
+    <w:lvl w:ilvl="8" w:tplc="0409001B" w:tentative="1">
+      <w:start w:val="1"/>
+      <w:numFmt w:val="lowerRoman"/>
+      <w:lvlText w:val="%9."/>
+      <w:lvlJc w:val="right"/>
+      <w:pPr>
+        <w:ind w:left="6480" w:hanging="180"/>
+      </w:pPr>
+    </w:lvl>
+  </w:abstractNum>
+  <w:abstractNum w:abstractNumId="16" w15:restartNumberingAfterBreak="0">
     <w:nsid w:val="48232E8E"/>
     <w:multiLevelType w:val="multilevel"/>
     <w:tmpl w:val="7CCADFD6"/>
@@ -10685,7 +11320,7 @@
       </w:rPr>
     </w:lvl>
   </w:abstractNum>
-  <w:abstractNum w:abstractNumId="14" w15:restartNumberingAfterBreak="0">
+  <w:abstractNum w:abstractNumId="17" w15:restartNumberingAfterBreak="0">
     <w:nsid w:val="4B3F7BDB"/>
     <w:multiLevelType w:val="multilevel"/>
     <w:tmpl w:val="C646EEA8"/>
@@ -10834,7 +11469,7 @@
       </w:rPr>
     </w:lvl>
   </w:abstractNum>
-  <w:abstractNum w:abstractNumId="15" w15:restartNumberingAfterBreak="0">
+  <w:abstractNum w:abstractNumId="18" w15:restartNumberingAfterBreak="0">
     <w:nsid w:val="4ED63F6E"/>
     <w:multiLevelType w:val="multilevel"/>
     <w:tmpl w:val="5D9E0B68"/>
@@ -10983,7 +11618,7 @@
       </w:rPr>
     </w:lvl>
   </w:abstractNum>
-  <w:abstractNum w:abstractNumId="16" w15:restartNumberingAfterBreak="0">
+  <w:abstractNum w:abstractNumId="19" w15:restartNumberingAfterBreak="0">
     <w:nsid w:val="513703CE"/>
     <w:multiLevelType w:val="multilevel"/>
     <w:tmpl w:val="51361362"/>
@@ -11096,7 +11731,7 @@
       </w:pPr>
     </w:lvl>
   </w:abstractNum>
-  <w:abstractNum w:abstractNumId="17" w15:restartNumberingAfterBreak="0">
+  <w:abstractNum w:abstractNumId="20" w15:restartNumberingAfterBreak="0">
     <w:nsid w:val="558D39E3"/>
     <w:multiLevelType w:val="multilevel"/>
     <w:tmpl w:val="D97C11DA"/>
@@ -11245,7 +11880,7 @@
       </w:rPr>
     </w:lvl>
   </w:abstractNum>
-  <w:abstractNum w:abstractNumId="18" w15:restartNumberingAfterBreak="0">
+  <w:abstractNum w:abstractNumId="21" w15:restartNumberingAfterBreak="0">
     <w:nsid w:val="65AC3847"/>
     <w:multiLevelType w:val="multilevel"/>
     <w:tmpl w:val="6CD4A0A6"/>
@@ -11394,7 +12029,7 @@
       </w:rPr>
     </w:lvl>
   </w:abstractNum>
-  <w:abstractNum w:abstractNumId="19" w15:restartNumberingAfterBreak="0">
+  <w:abstractNum w:abstractNumId="22" w15:restartNumberingAfterBreak="0">
     <w:nsid w:val="687767F7"/>
     <w:multiLevelType w:val="multilevel"/>
     <w:tmpl w:val="90BC04A6"/>
@@ -11543,7 +12178,7 @@
       </w:rPr>
     </w:lvl>
   </w:abstractNum>
-  <w:abstractNum w:abstractNumId="20" w15:restartNumberingAfterBreak="0">
+  <w:abstractNum w:abstractNumId="23" w15:restartNumberingAfterBreak="0">
     <w:nsid w:val="74006671"/>
     <w:multiLevelType w:val="multilevel"/>
     <w:tmpl w:val="7A08EC2A"/>
@@ -11692,7 +12327,7 @@
       </w:rPr>
     </w:lvl>
   </w:abstractNum>
-  <w:abstractNum w:abstractNumId="21" w15:restartNumberingAfterBreak="0">
+  <w:abstractNum w:abstractNumId="24" w15:restartNumberingAfterBreak="0">
     <w:nsid w:val="783C7725"/>
     <w:multiLevelType w:val="multilevel"/>
     <w:tmpl w:val="1C3EDA26"/>
@@ -11806,70 +12441,79 @@
     </w:lvl>
   </w:abstractNum>
   <w:num w:numId="1" w16cid:durableId="1132023261">
+    <w:abstractNumId w:val="6"/>
+  </w:num>
+  <w:num w:numId="2" w16cid:durableId="351345192">
+    <w:abstractNumId w:val="17"/>
+  </w:num>
+  <w:num w:numId="3" w16cid:durableId="1729109258">
+    <w:abstractNumId w:val="10"/>
+  </w:num>
+  <w:num w:numId="4" w16cid:durableId="1451244606">
+    <w:abstractNumId w:val="16"/>
+  </w:num>
+  <w:num w:numId="5" w16cid:durableId="1384257445">
+    <w:abstractNumId w:val="23"/>
+  </w:num>
+  <w:num w:numId="6" w16cid:durableId="2038700143">
+    <w:abstractNumId w:val="19"/>
+  </w:num>
+  <w:num w:numId="7" w16cid:durableId="967273696">
     <w:abstractNumId w:val="5"/>
   </w:num>
-  <w:num w:numId="2" w16cid:durableId="351345192">
-    <w:abstractNumId w:val="14"/>
+  <w:num w:numId="8" w16cid:durableId="1893075376">
+    <w:abstractNumId w:val="3"/>
   </w:num>
-  <w:num w:numId="3" w16cid:durableId="1729109258">
+  <w:num w:numId="9" w16cid:durableId="2136365109">
+    <w:abstractNumId w:val="18"/>
+  </w:num>
+  <w:num w:numId="10" w16cid:durableId="1956935424">
+    <w:abstractNumId w:val="8"/>
+  </w:num>
+  <w:num w:numId="11" w16cid:durableId="681319143">
+    <w:abstractNumId w:val="2"/>
+  </w:num>
+  <w:num w:numId="12" w16cid:durableId="615599398">
+    <w:abstractNumId w:val="11"/>
+  </w:num>
+  <w:num w:numId="13" w16cid:durableId="1242107769">
+    <w:abstractNumId w:val="24"/>
+  </w:num>
+  <w:num w:numId="14" w16cid:durableId="542913556">
+    <w:abstractNumId w:val="12"/>
+  </w:num>
+  <w:num w:numId="15" w16cid:durableId="1662781422">
     <w:abstractNumId w:val="9"/>
   </w:num>
-  <w:num w:numId="4" w16cid:durableId="1451244606">
-    <w:abstractNumId w:val="13"/>
+  <w:num w:numId="16" w16cid:durableId="1176924654">
+    <w:abstractNumId w:val="21"/>
   </w:num>
-  <w:num w:numId="5" w16cid:durableId="1384257445">
-    <w:abstractNumId w:val="20"/>
-  </w:num>
-  <w:num w:numId="6" w16cid:durableId="2038700143">
-    <w:abstractNumId w:val="16"/>
-  </w:num>
-  <w:num w:numId="7" w16cid:durableId="967273696">
+  <w:num w:numId="17" w16cid:durableId="1386299463">
     <w:abstractNumId w:val="4"/>
   </w:num>
-  <w:num w:numId="8" w16cid:durableId="1893075376">
-    <w:abstractNumId w:val="2"/>
-  </w:num>
-  <w:num w:numId="9" w16cid:durableId="2136365109">
-    <w:abstractNumId w:val="15"/>
-  </w:num>
-  <w:num w:numId="10" w16cid:durableId="1956935424">
+  <w:num w:numId="18" w16cid:durableId="60324564">
     <w:abstractNumId w:val="7"/>
   </w:num>
-  <w:num w:numId="11" w16cid:durableId="681319143">
-    <w:abstractNumId w:val="1"/>
-  </w:num>
-  <w:num w:numId="12" w16cid:durableId="615599398">
-    <w:abstractNumId w:val="10"/>
-  </w:num>
-  <w:num w:numId="13" w16cid:durableId="1242107769">
-    <w:abstractNumId w:val="21"/>
-  </w:num>
-  <w:num w:numId="14" w16cid:durableId="542913556">
-    <w:abstractNumId w:val="11"/>
-  </w:num>
-  <w:num w:numId="15" w16cid:durableId="1662781422">
-    <w:abstractNumId w:val="8"/>
-  </w:num>
-  <w:num w:numId="16" w16cid:durableId="1176924654">
-    <w:abstractNumId w:val="18"/>
-  </w:num>
-  <w:num w:numId="17" w16cid:durableId="1386299463">
-    <w:abstractNumId w:val="3"/>
-  </w:num>
-  <w:num w:numId="18" w16cid:durableId="60324564">
-    <w:abstractNumId w:val="6"/>
-  </w:num>
   <w:num w:numId="19" w16cid:durableId="1798520864">
-    <w:abstractNumId w:val="19"/>
+    <w:abstractNumId w:val="22"/>
   </w:num>
   <w:num w:numId="20" w16cid:durableId="398015730">
-    <w:abstractNumId w:val="17"/>
+    <w:abstractNumId w:val="20"/>
   </w:num>
   <w:num w:numId="21" w16cid:durableId="252973588">
     <w:abstractNumId w:val="0"/>
   </w:num>
   <w:num w:numId="22" w16cid:durableId="1241863284">
-    <w:abstractNumId w:val="12"/>
+    <w:abstractNumId w:val="13"/>
+  </w:num>
+  <w:num w:numId="23" w16cid:durableId="964460106">
+    <w:abstractNumId w:val="1"/>
+  </w:num>
+  <w:num w:numId="24" w16cid:durableId="1761759063">
+    <w:abstractNumId w:val="14"/>
+  </w:num>
+  <w:num w:numId="25" w16cid:durableId="1400207132">
+    <w:abstractNumId w:val="15"/>
   </w:num>
 </w:numbering>
 </file>
@@ -12480,7 +13124,6 @@
   <w:style w:type="character" w:default="1" w:styleId="Fontdeparagrafimplicit">
     <w:name w:val="Default Paragraph Font"/>
     <w:uiPriority w:val="1"/>
-    <w:semiHidden/>
     <w:unhideWhenUsed/>
   </w:style>
   <w:style w:type="table" w:default="1" w:styleId="TabelNormal">
@@ -12995,7 +13638,9 @@
     <w:rsidRoot w:val="00034E0E"/>
     <w:rsid w:val="00023A40"/>
     <w:rsid w:val="00034E0E"/>
+    <w:rsid w:val="004423A4"/>
     <w:rsid w:val="00561F78"/>
+    <w:rsid w:val="005E3806"/>
     <w:rsid w:val="00A979B0"/>
     <w:rsid w:val="00B46207"/>
     <w:rsid w:val="00D25AB1"/>

--- a/Documentatie.docx
+++ b/Documentatie.docx
@@ -2,6 +2,19 @@
 <file path=word/document.xml><?xml version="1.0" encoding="utf-8"?>
 <w:document xmlns:wpc="http://schemas.microsoft.com/office/word/2010/wordprocessingCanvas" xmlns:cx="http://schemas.microsoft.com/office/drawing/2014/chartex" xmlns:cx1="http://schemas.microsoft.com/office/drawing/2015/9/8/chartex" xmlns:cx2="http://schemas.microsoft.com/office/drawing/2015/10/21/chartex" xmlns:cx3="http://schemas.microsoft.com/office/drawing/2016/5/9/chartex" xmlns:cx4="http://schemas.microsoft.com/office/drawing/2016/5/10/chartex" xmlns:cx5="http://schemas.microsoft.com/office/drawing/2016/5/11/chartex" xmlns:cx6="http://schemas.microsoft.com/office/drawing/2016/5/12/chartex" xmlns:cx7="http://schemas.microsoft.com/office/drawing/2016/5/13/chartex" xmlns:cx8="http://schemas.microsoft.com/office/drawing/2016/5/14/chartex" xmlns:mc="http://schemas.openxmlformats.org/markup-compatibility/2006" xmlns:aink="http://schemas.microsoft.com/office/drawing/2016/ink" xmlns:am3d="http://schemas.microsoft.com/office/drawing/2017/model3d" xmlns:o="urn:schemas-microsoft-com:office:office" xmlns:oel="http://schemas.microsoft.com/office/2019/extlst" xmlns:r="http://schemas.openxmlformats.org/officeDocument/2006/relationships" xmlns:m="http://schemas.openxmlformats.org/officeDocument/2006/math" xmlns:v="urn:schemas-microsoft-com:vml" xmlns:wp14="http://schemas.microsoft.com/office/word/2010/wordprocessingDrawing" xmlns:wp="http://schemas.openxmlformats.org/drawingml/2006/wordprocessingDrawing" xmlns:w10="urn:schemas-microsoft-com:office:word" xmlns:w="http://schemas.openxmlformats.org/wordprocessingml/2006/main" xmlns:w14="http://schemas.microsoft.com/office/word/2010/wordml" xmlns:w15="http://schemas.microsoft.com/office/word/2012/wordml" xmlns:w16cex="http://schemas.microsoft.com/office/word/2018/wordml/cex" xmlns:w16cid="http://schemas.microsoft.com/office/word/2016/wordml/cid" xmlns:w16="http://schemas.microsoft.com/office/word/2018/wordml" xmlns:w16du="http://schemas.microsoft.com/office/word/2023/wordml/word16du" xmlns:w16sdtdh="http://schemas.microsoft.com/office/word/2020/wordml/sdtdatahash" xmlns:w16sdtfl="http://schemas.microsoft.com/office/word/2024/wordml/sdtformatlock" xmlns:w16se="http://schemas.microsoft.com/office/word/2015/wordml/symex" xmlns:wpg="http://schemas.microsoft.com/office/word/2010/wordprocessingGroup" xmlns:wpi="http://schemas.microsoft.com/office/word/2010/wordprocessingInk" xmlns:wne="http://schemas.microsoft.com/office/word/2006/wordml" xmlns:wps="http://schemas.microsoft.com/office/word/2010/wordprocessingShape" mc:Ignorable="w14 w15 w16se w16cid w16 w16cex w16sdtdh w16sdtfl w16du wp14">
   <w:body>
+    <w:p>
+      <w:pPr>
+        <w:rPr>
+          <w:rFonts w:ascii="Times New Roman" w:hAnsi="Times New Roman" w:cs="Times New Roman"/>
+        </w:rPr>
+      </w:pPr>
+      <w:r>
+        <w:rPr>
+          <w:rFonts w:ascii="Times New Roman" w:hAnsi="Times New Roman" w:cs="Times New Roman"/>
+        </w:rPr>
+        <w:t xml:space="preserve"> </w:t>
+      </w:r>
+    </w:p>
     <w:sdt>
       <w:sdtPr>
         <w:rPr>
@@ -418,35 +431,7 @@
         <w:rPr>
           <w:rFonts w:ascii="Times New Roman" w:hAnsi="Times New Roman" w:cs="Times New Roman"/>
         </w:rPr>
-        <w:t xml:space="preserve">i hidratare pentru animale de companie, bazat pe </w:t>
-      </w:r>
-      <w:proofErr w:type="spellStart"/>
-      <w:r>
-        <w:rPr>
-          <w:rFonts w:ascii="Times New Roman" w:hAnsi="Times New Roman" w:cs="Times New Roman"/>
-        </w:rPr>
-        <w:t>Raspberry</w:t>
-      </w:r>
-      <w:proofErr w:type="spellEnd"/>
-      <w:r>
-        <w:rPr>
-          <w:rFonts w:ascii="Times New Roman" w:hAnsi="Times New Roman" w:cs="Times New Roman"/>
-        </w:rPr>
-        <w:t xml:space="preserve"> Pi </w:t>
-      </w:r>
-      <w:proofErr w:type="spellStart"/>
-      <w:r>
-        <w:rPr>
-          <w:rFonts w:ascii="Times New Roman" w:hAnsi="Times New Roman" w:cs="Times New Roman"/>
-        </w:rPr>
-        <w:t>Pico</w:t>
-      </w:r>
-      <w:proofErr w:type="spellEnd"/>
-      <w:r>
-        <w:rPr>
-          <w:rFonts w:ascii="Times New Roman" w:hAnsi="Times New Roman" w:cs="Times New Roman"/>
-        </w:rPr>
-        <w:t xml:space="preserve"> 2 W. Sistemul m</w:t>
+        <w:t>i hidratare pentru animale de companie, bazat pe Raspberry Pi Pico 2 W. Sistemul m</w:t>
       </w:r>
       <w:r>
         <w:rPr>
@@ -628,21 +613,7 @@
         <w:rPr>
           <w:rFonts w:ascii="Times New Roman" w:hAnsi="Times New Roman" w:cs="Times New Roman"/>
         </w:rPr>
-        <w:t xml:space="preserve"> funcționarea automata, sistemul permite acționarea manuala a clapetei de mâncare printr-un buton fizic. Valorile curente sunt trimise prin Bluetooth </w:t>
-      </w:r>
-      <w:proofErr w:type="spellStart"/>
-      <w:r>
-        <w:rPr>
-          <w:rFonts w:ascii="Times New Roman" w:hAnsi="Times New Roman" w:cs="Times New Roman"/>
-        </w:rPr>
-        <w:t>Classic</w:t>
-      </w:r>
-      <w:proofErr w:type="spellEnd"/>
-      <w:r>
-        <w:rPr>
-          <w:rFonts w:ascii="Times New Roman" w:hAnsi="Times New Roman" w:cs="Times New Roman"/>
-        </w:rPr>
-        <w:t xml:space="preserve"> SPP către un telefon sau un terminal serial Bluetooth.</w:t>
+        <w:t xml:space="preserve"> funcționarea automata, sistemul permite acționarea manuala a clapetei de mâncare printr-un buton fizic. Valorile curente sunt trimise prin Bluetooth Classic SPP către un telefon sau un terminal serial Bluetooth.</w:t>
       </w:r>
     </w:p>
     <w:p>
@@ -797,17 +768,7 @@
           <w:sz w:val="28"/>
           <w:szCs w:val="28"/>
         </w:rPr>
-        <w:t xml:space="preserve"> </w:t>
-      </w:r>
-      <w:r>
-        <w:rPr>
-          <w:rFonts w:ascii="Times New Roman" w:hAnsi="Times New Roman" w:cs="Times New Roman"/>
-          <w:b/>
-          <w:bCs/>
-          <w:sz w:val="28"/>
-          <w:szCs w:val="28"/>
-        </w:rPr>
-        <w:t>Cerințe Funcționale</w:t>
+        <w:t xml:space="preserve"> Cerințe Funcționale</w:t>
       </w:r>
     </w:p>
     <w:p>
@@ -825,21 +786,7 @@
         <w:rPr>
           <w:rFonts w:ascii="Times New Roman" w:hAnsi="Times New Roman" w:cs="Times New Roman"/>
         </w:rPr>
-        <w:t xml:space="preserve">Sistemul trebuie să inițializeze componentele hardware: </w:t>
-      </w:r>
-      <w:proofErr w:type="spellStart"/>
-      <w:r>
-        <w:rPr>
-          <w:rFonts w:ascii="Times New Roman" w:hAnsi="Times New Roman" w:cs="Times New Roman"/>
-        </w:rPr>
-        <w:t>servo</w:t>
-      </w:r>
-      <w:proofErr w:type="spellEnd"/>
-      <w:r>
-        <w:rPr>
-          <w:rFonts w:ascii="Times New Roman" w:hAnsi="Times New Roman" w:cs="Times New Roman"/>
-        </w:rPr>
-        <w:t>, pompă/releu, buton manual, senzori HX711, senzor de temperatură ADC și LED-uri.</w:t>
+        <w:t>Sistemul trebuie să inițializeze componentele hardware: servo, pompă/releu, buton manual, senzori HX711, senzor de temperatură ADC și LED-uri.</w:t>
       </w:r>
     </w:p>
     <w:p>
@@ -893,21 +840,7 @@
         <w:rPr>
           <w:rFonts w:ascii="Times New Roman" w:hAnsi="Times New Roman" w:cs="Times New Roman"/>
         </w:rPr>
-        <w:t xml:space="preserve">Sistemul trebuie să permită alimentarea manuală cu mâncare prin apăsarea unui buton, deschizând clapeta </w:t>
-      </w:r>
-      <w:proofErr w:type="spellStart"/>
-      <w:r>
-        <w:rPr>
-          <w:rFonts w:ascii="Times New Roman" w:hAnsi="Times New Roman" w:cs="Times New Roman"/>
-        </w:rPr>
-        <w:t>servo</w:t>
-      </w:r>
-      <w:proofErr w:type="spellEnd"/>
-      <w:r>
-        <w:rPr>
-          <w:rFonts w:ascii="Times New Roman" w:hAnsi="Times New Roman" w:cs="Times New Roman"/>
-        </w:rPr>
-        <w:t xml:space="preserve"> cât timp butonul este apăsat.</w:t>
+        <w:t>Sistemul trebuie să permită alimentarea manuală cu mâncare prin apăsarea unui buton, deschizând clapeta servo cât timp butonul este apăsat.</w:t>
       </w:r>
     </w:p>
     <w:p>
@@ -925,21 +858,7 @@
         <w:rPr>
           <w:rFonts w:ascii="Times New Roman" w:hAnsi="Times New Roman" w:cs="Times New Roman"/>
         </w:rPr>
-        <w:t xml:space="preserve">Sistemul trebuie să dozeze automat mâncare când nivelul scade sub 15 g, deschizând clapeta până la pragul anticipat de 43 g sau până la </w:t>
-      </w:r>
-      <w:proofErr w:type="spellStart"/>
-      <w:r>
-        <w:rPr>
-          <w:rFonts w:ascii="Times New Roman" w:hAnsi="Times New Roman" w:cs="Times New Roman"/>
-        </w:rPr>
-        <w:t>timeout</w:t>
-      </w:r>
-      <w:proofErr w:type="spellEnd"/>
-      <w:r>
-        <w:rPr>
-          <w:rFonts w:ascii="Times New Roman" w:hAnsi="Times New Roman" w:cs="Times New Roman"/>
-        </w:rPr>
-        <w:t>.</w:t>
+        <w:t>Sistemul trebuie să dozeze automat mâncare când nivelul scade sub 15 g, deschizând clapeta până la pragul anticipat de 43 g sau până la timeout.</w:t>
       </w:r>
     </w:p>
     <w:p>
@@ -989,35 +908,7 @@
         <w:rPr>
           <w:rFonts w:ascii="Times New Roman" w:hAnsi="Times New Roman" w:cs="Times New Roman"/>
         </w:rPr>
-        <w:t xml:space="preserve">Sistemul trebuie să folosească </w:t>
-      </w:r>
-      <w:proofErr w:type="spellStart"/>
-      <w:r>
-        <w:rPr>
-          <w:rFonts w:ascii="Times New Roman" w:hAnsi="Times New Roman" w:cs="Times New Roman"/>
-        </w:rPr>
-        <w:t>Pico</w:t>
-      </w:r>
-      <w:proofErr w:type="spellEnd"/>
-      <w:r>
-        <w:rPr>
-          <w:rFonts w:ascii="Times New Roman" w:hAnsi="Times New Roman" w:cs="Times New Roman"/>
-        </w:rPr>
-        <w:t xml:space="preserve"> SDK, </w:t>
-      </w:r>
-      <w:proofErr w:type="spellStart"/>
-      <w:r>
-        <w:rPr>
-          <w:rFonts w:ascii="Times New Roman" w:hAnsi="Times New Roman" w:cs="Times New Roman"/>
-        </w:rPr>
-        <w:t>BTStack</w:t>
-      </w:r>
-      <w:proofErr w:type="spellEnd"/>
-      <w:r>
-        <w:rPr>
-          <w:rFonts w:ascii="Times New Roman" w:hAnsi="Times New Roman" w:cs="Times New Roman"/>
-        </w:rPr>
-        <w:t>, ADC și PWM pentru controlul componentelor.</w:t>
+        <w:t>Sistemul trebuie să folosească Pico SDK, BTStack, ADC și PWM pentru controlul componentelor.</w:t>
       </w:r>
     </w:p>
     <w:p>
@@ -1122,33 +1013,11 @@
           <w:rFonts w:ascii="Times New Roman" w:hAnsi="Times New Roman" w:cs="Times New Roman"/>
         </w:rPr>
       </w:pPr>
-      <w:proofErr w:type="spellStart"/>
-      <w:r>
-        <w:rPr>
-          <w:rFonts w:ascii="Times New Roman" w:hAnsi="Times New Roman" w:cs="Times New Roman"/>
-        </w:rPr>
-        <w:t>Raspberry</w:t>
-      </w:r>
-      <w:proofErr w:type="spellEnd"/>
-      <w:r>
-        <w:rPr>
-          <w:rFonts w:ascii="Times New Roman" w:hAnsi="Times New Roman" w:cs="Times New Roman"/>
-        </w:rPr>
-        <w:t xml:space="preserve"> Pi </w:t>
-      </w:r>
-      <w:proofErr w:type="spellStart"/>
-      <w:r>
-        <w:rPr>
-          <w:rFonts w:ascii="Times New Roman" w:hAnsi="Times New Roman" w:cs="Times New Roman"/>
-        </w:rPr>
-        <w:t>Pico</w:t>
-      </w:r>
-      <w:proofErr w:type="spellEnd"/>
-      <w:r>
-        <w:rPr>
-          <w:rFonts w:ascii="Times New Roman" w:hAnsi="Times New Roman" w:cs="Times New Roman"/>
-        </w:rPr>
-        <w:t xml:space="preserve"> 2 W;</w:t>
+      <w:r>
+        <w:rPr>
+          <w:rFonts w:ascii="Times New Roman" w:hAnsi="Times New Roman" w:cs="Times New Roman"/>
+        </w:rPr>
+        <w:t>Raspberry Pi Pico 2 W;</w:t>
       </w:r>
     </w:p>
     <w:p>
@@ -1325,19 +1194,11 @@
           <w:rFonts w:ascii="Times New Roman" w:hAnsi="Times New Roman" w:cs="Times New Roman"/>
         </w:rPr>
       </w:pPr>
-      <w:proofErr w:type="spellStart"/>
-      <w:r>
-        <w:rPr>
-          <w:rFonts w:ascii="Times New Roman" w:hAnsi="Times New Roman" w:cs="Times New Roman"/>
-        </w:rPr>
-        <w:t>Pico</w:t>
-      </w:r>
-      <w:proofErr w:type="spellEnd"/>
-      <w:r>
-        <w:rPr>
-          <w:rFonts w:ascii="Times New Roman" w:hAnsi="Times New Roman" w:cs="Times New Roman"/>
-        </w:rPr>
-        <w:t xml:space="preserve"> SDK;</w:t>
+      <w:r>
+        <w:rPr>
+          <w:rFonts w:ascii="Times New Roman" w:hAnsi="Times New Roman" w:cs="Times New Roman"/>
+        </w:rPr>
+        <w:t>Pico SDK;</w:t>
       </w:r>
     </w:p>
     <w:p>
@@ -1351,19 +1212,11 @@
           <w:rFonts w:ascii="Times New Roman" w:hAnsi="Times New Roman" w:cs="Times New Roman"/>
         </w:rPr>
       </w:pPr>
-      <w:proofErr w:type="spellStart"/>
-      <w:r>
-        <w:rPr>
-          <w:rFonts w:ascii="Times New Roman" w:hAnsi="Times New Roman" w:cs="Times New Roman"/>
-        </w:rPr>
-        <w:t>CMake</w:t>
-      </w:r>
-      <w:proofErr w:type="spellEnd"/>
-      <w:r>
-        <w:rPr>
-          <w:rFonts w:ascii="Times New Roman" w:hAnsi="Times New Roman" w:cs="Times New Roman"/>
-        </w:rPr>
-        <w:t>;</w:t>
+      <w:r>
+        <w:rPr>
+          <w:rFonts w:ascii="Times New Roman" w:hAnsi="Times New Roman" w:cs="Times New Roman"/>
+        </w:rPr>
+        <w:t>CMake;</w:t>
       </w:r>
     </w:p>
     <w:p>
@@ -1377,33 +1230,11 @@
           <w:rFonts w:ascii="Times New Roman" w:hAnsi="Times New Roman" w:cs="Times New Roman"/>
         </w:rPr>
       </w:pPr>
-      <w:proofErr w:type="spellStart"/>
-      <w:r>
-        <w:rPr>
-          <w:rFonts w:ascii="Times New Roman" w:hAnsi="Times New Roman" w:cs="Times New Roman"/>
-        </w:rPr>
-        <w:t>BTstack</w:t>
-      </w:r>
-      <w:proofErr w:type="spellEnd"/>
-      <w:r>
-        <w:rPr>
-          <w:rFonts w:ascii="Times New Roman" w:hAnsi="Times New Roman" w:cs="Times New Roman"/>
-        </w:rPr>
-        <w:t xml:space="preserve"> pentru Bluetooth </w:t>
-      </w:r>
-      <w:proofErr w:type="spellStart"/>
-      <w:r>
-        <w:rPr>
-          <w:rFonts w:ascii="Times New Roman" w:hAnsi="Times New Roman" w:cs="Times New Roman"/>
-        </w:rPr>
-        <w:t>Classic</w:t>
-      </w:r>
-      <w:proofErr w:type="spellEnd"/>
-      <w:r>
-        <w:rPr>
-          <w:rFonts w:ascii="Times New Roman" w:hAnsi="Times New Roman" w:cs="Times New Roman"/>
-        </w:rPr>
-        <w:t>;</w:t>
+      <w:r>
+        <w:rPr>
+          <w:rFonts w:ascii="Times New Roman" w:hAnsi="Times New Roman" w:cs="Times New Roman"/>
+        </w:rPr>
+        <w:t>BTstack pentru Bluetooth Classic;</w:t>
       </w:r>
     </w:p>
     <w:p>
@@ -1421,21 +1252,7 @@
         <w:rPr>
           <w:rFonts w:ascii="Times New Roman" w:hAnsi="Times New Roman" w:cs="Times New Roman"/>
         </w:rPr>
-        <w:t xml:space="preserve">suport ADC si PWM din </w:t>
-      </w:r>
-      <w:proofErr w:type="spellStart"/>
-      <w:r>
-        <w:rPr>
-          <w:rFonts w:ascii="Times New Roman" w:hAnsi="Times New Roman" w:cs="Times New Roman"/>
-        </w:rPr>
-        <w:t>Pico</w:t>
-      </w:r>
-      <w:proofErr w:type="spellEnd"/>
-      <w:r>
-        <w:rPr>
-          <w:rFonts w:ascii="Times New Roman" w:hAnsi="Times New Roman" w:cs="Times New Roman"/>
-        </w:rPr>
-        <w:t xml:space="preserve"> SDK.</w:t>
+        <w:t>suport ADC si PWM din Pico SDK.</w:t>
       </w:r>
     </w:p>
     <w:p>
@@ -1463,21 +1280,7 @@
         <w:rPr>
           <w:rFonts w:ascii="Times New Roman" w:hAnsi="Times New Roman" w:cs="Times New Roman"/>
         </w:rPr>
-        <w:t xml:space="preserve">set(PICO_BOARD pico2_w CACHE STRING "Board </w:t>
-      </w:r>
-      <w:proofErr w:type="spellStart"/>
-      <w:r>
-        <w:rPr>
-          <w:rFonts w:ascii="Times New Roman" w:hAnsi="Times New Roman" w:cs="Times New Roman"/>
-        </w:rPr>
-        <w:t>type</w:t>
-      </w:r>
-      <w:proofErr w:type="spellEnd"/>
-      <w:r>
-        <w:rPr>
-          <w:rFonts w:ascii="Times New Roman" w:hAnsi="Times New Roman" w:cs="Times New Roman"/>
-        </w:rPr>
-        <w:t>")</w:t>
+        <w:t>set(PICO_BOARD pico2_w CACHE STRING "Board type")</w:t>
       </w:r>
     </w:p>
     <w:p>
@@ -1538,21 +1341,7 @@
         <w:rPr>
           <w:rFonts w:ascii="Times New Roman" w:hAnsi="Times New Roman" w:cs="Times New Roman"/>
         </w:rPr>
-        <w:t>n </w:t>
-      </w:r>
-      <w:proofErr w:type="spellStart"/>
-      <w:r>
-        <w:rPr>
-          <w:rFonts w:ascii="Times New Roman" w:hAnsi="Times New Roman" w:cs="Times New Roman"/>
-        </w:rPr>
-        <w:t>config.h</w:t>
-      </w:r>
-      <w:proofErr w:type="spellEnd"/>
-      <w:r>
-        <w:rPr>
-          <w:rFonts w:ascii="Times New Roman" w:hAnsi="Times New Roman" w:cs="Times New Roman"/>
-        </w:rPr>
-        <w:t>.</w:t>
+        <w:t>n config.h.</w:t>
       </w:r>
     </w:p>
     <w:tbl>
@@ -1606,16 +1395,8 @@
               <w:rPr>
                 <w:rFonts w:ascii="Times New Roman" w:hAnsi="Times New Roman" w:cs="Times New Roman"/>
               </w:rPr>
-              <w:t xml:space="preserve">Pin </w:t>
-            </w:r>
-            <w:proofErr w:type="spellStart"/>
-            <w:r>
-              <w:rPr>
-                <w:rFonts w:ascii="Times New Roman" w:hAnsi="Times New Roman" w:cs="Times New Roman"/>
-              </w:rPr>
-              <w:t>Pico</w:t>
-            </w:r>
-            <w:proofErr w:type="spellEnd"/>
+              <w:t>Pin Pico</w:t>
+            </w:r>
           </w:p>
         </w:tc>
         <w:tc>
@@ -1812,7 +1593,6 @@
               </w:rPr>
               <w:t xml:space="preserve">HX711 </w:t>
             </w:r>
-            <w:proofErr w:type="spellStart"/>
             <w:r>
               <w:rPr>
                 <w:rFonts w:ascii="Times New Roman" w:hAnsi="Times New Roman" w:cs="Times New Roman"/>
@@ -1825,7 +1605,6 @@
               </w:rPr>
               <w:t>SCK</w:t>
             </w:r>
-            <w:proofErr w:type="spellEnd"/>
           </w:p>
         </w:tc>
         <w:tc>
@@ -1864,21 +1643,7 @@
               <w:rPr>
                 <w:rFonts w:ascii="Times New Roman" w:hAnsi="Times New Roman" w:cs="Times New Roman"/>
               </w:rPr>
-              <w:t xml:space="preserve">Semnal </w:t>
-            </w:r>
-            <w:proofErr w:type="spellStart"/>
-            <w:r>
-              <w:rPr>
-                <w:rFonts w:ascii="Times New Roman" w:hAnsi="Times New Roman" w:cs="Times New Roman"/>
-              </w:rPr>
-              <w:t>clock</w:t>
-            </w:r>
-            <w:proofErr w:type="spellEnd"/>
-            <w:r>
-              <w:rPr>
-                <w:rFonts w:ascii="Times New Roman" w:hAnsi="Times New Roman" w:cs="Times New Roman"/>
-              </w:rPr>
-              <w:t xml:space="preserve"> pentru HX711 m</w:t>
+              <w:t>Semnal clock pentru HX711 m</w:t>
             </w:r>
             <w:r>
               <w:rPr>
@@ -1914,7 +1679,6 @@
               </w:rPr>
               <w:t xml:space="preserve">HX711 </w:t>
             </w:r>
-            <w:proofErr w:type="spellStart"/>
             <w:r>
               <w:rPr>
                 <w:rFonts w:ascii="Times New Roman" w:hAnsi="Times New Roman" w:cs="Times New Roman"/>
@@ -1927,7 +1691,6 @@
               </w:rPr>
               <w:t>DOUT</w:t>
             </w:r>
-            <w:proofErr w:type="spellEnd"/>
           </w:p>
         </w:tc>
         <w:tc>
@@ -2117,21 +1880,7 @@
               <w:rPr>
                 <w:rFonts w:ascii="Times New Roman" w:hAnsi="Times New Roman" w:cs="Times New Roman"/>
               </w:rPr>
-              <w:t xml:space="preserve">Semnal </w:t>
-            </w:r>
-            <w:proofErr w:type="spellStart"/>
-            <w:r>
-              <w:rPr>
-                <w:rFonts w:ascii="Times New Roman" w:hAnsi="Times New Roman" w:cs="Times New Roman"/>
-              </w:rPr>
-              <w:t>clock</w:t>
-            </w:r>
-            <w:proofErr w:type="spellEnd"/>
-            <w:r>
-              <w:rPr>
-                <w:rFonts w:ascii="Times New Roman" w:hAnsi="Times New Roman" w:cs="Times New Roman"/>
-              </w:rPr>
-              <w:t xml:space="preserve"> pentru HX711 apa.</w:t>
+              <w:t>Semnal clock pentru HX711 apa.</w:t>
             </w:r>
           </w:p>
         </w:tc>
@@ -2214,26 +1963,11 @@
                 <w:rFonts w:ascii="Times New Roman" w:hAnsi="Times New Roman" w:cs="Times New Roman"/>
               </w:rPr>
             </w:pPr>
-            <w:proofErr w:type="spellStart"/>
-            <w:r>
-              <w:rPr>
-                <w:rFonts w:ascii="Times New Roman" w:hAnsi="Times New Roman" w:cs="Times New Roman"/>
-              </w:rPr>
-              <w:t>Servo</w:t>
-            </w:r>
-            <w:proofErr w:type="spellEnd"/>
-            <w:r>
-              <w:rPr>
-                <w:rFonts w:ascii="Times New Roman" w:hAnsi="Times New Roman" w:cs="Times New Roman"/>
-              </w:rPr>
-              <w:t xml:space="preserve"> </w:t>
-            </w:r>
-            <w:proofErr w:type="spellStart"/>
-            <w:r>
-              <w:rPr>
-                <w:rFonts w:ascii="Times New Roman" w:hAnsi="Times New Roman" w:cs="Times New Roman"/>
-              </w:rPr>
-              <w:t>m</w:t>
+            <w:r>
+              <w:rPr>
+                <w:rFonts w:ascii="Times New Roman" w:hAnsi="Times New Roman" w:cs="Times New Roman"/>
+              </w:rPr>
+              <w:t>Servo m</w:t>
             </w:r>
             <w:r>
               <w:rPr>
@@ -2247,7 +1981,6 @@
               </w:rPr>
               <w:t>ncare</w:t>
             </w:r>
-            <w:proofErr w:type="spellEnd"/>
           </w:p>
         </w:tc>
         <w:tc>
@@ -2455,21 +2188,7 @@
         <w:rPr>
           <w:rFonts w:ascii="Times New Roman" w:hAnsi="Times New Roman" w:cs="Times New Roman"/>
         </w:rPr>
-        <w:t>a interna </w:t>
-      </w:r>
-      <w:proofErr w:type="spellStart"/>
-      <w:r>
-        <w:rPr>
-          <w:rFonts w:ascii="Times New Roman" w:hAnsi="Times New Roman" w:cs="Times New Roman"/>
-        </w:rPr>
-        <w:t>pull-up</w:t>
-      </w:r>
-      <w:proofErr w:type="spellEnd"/>
-      <w:r>
-        <w:rPr>
-          <w:rFonts w:ascii="Times New Roman" w:hAnsi="Times New Roman" w:cs="Times New Roman"/>
-        </w:rPr>
-        <w:t>, deci ap</w:t>
+        <w:t>a interna pull-up, deci ap</w:t>
       </w:r>
       <w:r>
         <w:rPr>
@@ -2642,21 +2361,7 @@
         <w:rPr>
           <w:rFonts w:ascii="Times New Roman" w:hAnsi="Times New Roman" w:cs="Times New Roman"/>
         </w:rPr>
-        <w:t>n </w:t>
-      </w:r>
-      <w:proofErr w:type="spellStart"/>
-      <w:r>
-        <w:rPr>
-          <w:rFonts w:ascii="Times New Roman" w:hAnsi="Times New Roman" w:cs="Times New Roman"/>
-        </w:rPr>
-        <w:t>config.h</w:t>
-      </w:r>
-      <w:proofErr w:type="spellEnd"/>
-      <w:r>
-        <w:rPr>
-          <w:rFonts w:ascii="Times New Roman" w:hAnsi="Times New Roman" w:cs="Times New Roman"/>
-        </w:rPr>
-        <w:t>.</w:t>
+        <w:t>n config.h.</w:t>
       </w:r>
     </w:p>
     <w:tbl>
@@ -2795,21 +2500,7 @@
               <w:rPr>
                 <w:rFonts w:ascii="Times New Roman" w:hAnsi="Times New Roman" w:cs="Times New Roman"/>
               </w:rPr>
-              <w:t>Prag peste care se aprinde LED-</w:t>
-            </w:r>
-            <w:proofErr w:type="spellStart"/>
-            <w:r>
-              <w:rPr>
-                <w:rFonts w:ascii="Times New Roman" w:hAnsi="Times New Roman" w:cs="Times New Roman"/>
-              </w:rPr>
-              <w:t>ul</w:t>
-            </w:r>
-            <w:proofErr w:type="spellEnd"/>
-            <w:r>
-              <w:rPr>
-                <w:rFonts w:ascii="Times New Roman" w:hAnsi="Times New Roman" w:cs="Times New Roman"/>
-              </w:rPr>
-              <w:t xml:space="preserve"> de apa.</w:t>
+              <w:t>Prag peste care se aprinde LED-ul de apa.</w:t>
             </w:r>
           </w:p>
         </w:tc>
@@ -3389,21 +3080,7 @@
         <w:rPr>
           <w:rFonts w:ascii="Times New Roman" w:hAnsi="Times New Roman" w:cs="Times New Roman"/>
         </w:rPr>
-        <w:t>n </w:t>
-      </w:r>
-      <w:proofErr w:type="spellStart"/>
-      <w:r>
-        <w:rPr>
-          <w:rFonts w:ascii="Times New Roman" w:hAnsi="Times New Roman" w:cs="Times New Roman"/>
-        </w:rPr>
-        <w:t>logic.c</w:t>
-      </w:r>
-      <w:proofErr w:type="spellEnd"/>
-      <w:r>
-        <w:rPr>
-          <w:rFonts w:ascii="Times New Roman" w:hAnsi="Times New Roman" w:cs="Times New Roman"/>
-        </w:rPr>
-        <w:t>:</w:t>
+        <w:t>n logic.c:</w:t>
       </w:r>
     </w:p>
     <w:p>
@@ -3535,21 +3212,7 @@
         <w:rPr>
           <w:rFonts w:ascii="Times New Roman" w:hAnsi="Times New Roman" w:cs="Times New Roman"/>
         </w:rPr>
-        <w:t xml:space="preserve">clapeta are </w:t>
-      </w:r>
-      <w:proofErr w:type="spellStart"/>
-      <w:r>
-        <w:rPr>
-          <w:rFonts w:ascii="Times New Roman" w:hAnsi="Times New Roman" w:cs="Times New Roman"/>
-        </w:rPr>
-        <w:t>timeout</w:t>
-      </w:r>
-      <w:proofErr w:type="spellEnd"/>
-      <w:r>
-        <w:rPr>
-          <w:rFonts w:ascii="Times New Roman" w:hAnsi="Times New Roman" w:cs="Times New Roman"/>
-        </w:rPr>
-        <w:t xml:space="preserve"> de siguran</w:t>
+        <w:t>clapeta are timeout de siguran</w:t>
       </w:r>
       <w:r>
         <w:rPr>
@@ -3705,7 +3368,6 @@
           <w:bCs/>
         </w:rPr>
       </w:pPr>
-      <w:proofErr w:type="spellStart"/>
       <w:r>
         <w:rPr>
           <w:rFonts w:ascii="Times New Roman" w:hAnsi="Times New Roman" w:cs="Times New Roman"/>
@@ -3714,7 +3376,6 @@
         </w:rPr>
         <w:t>proiect.c</w:t>
       </w:r>
-      <w:proofErr w:type="spellEnd"/>
     </w:p>
     <w:p>
       <w:pPr>
@@ -3745,21 +3406,7 @@
         <w:rPr>
           <w:rFonts w:ascii="Times New Roman" w:hAnsi="Times New Roman" w:cs="Times New Roman"/>
         </w:rPr>
-        <w:t> </w:t>
-      </w:r>
-      <w:proofErr w:type="spellStart"/>
-      <w:r>
-        <w:rPr>
-          <w:rFonts w:ascii="Times New Roman" w:hAnsi="Times New Roman" w:cs="Times New Roman"/>
-        </w:rPr>
-        <w:t>main</w:t>
-      </w:r>
-      <w:proofErr w:type="spellEnd"/>
-      <w:r>
-        <w:rPr>
-          <w:rFonts w:ascii="Times New Roman" w:hAnsi="Times New Roman" w:cs="Times New Roman"/>
-        </w:rPr>
-        <w:t xml:space="preserve">(). Aceasta </w:t>
+        <w:t xml:space="preserve"> main(). Aceasta </w:t>
       </w:r>
       <w:r>
         <w:rPr>
@@ -3771,21 +3418,7 @@
         <w:rPr>
           <w:rFonts w:ascii="Times New Roman" w:hAnsi="Times New Roman" w:cs="Times New Roman"/>
         </w:rPr>
-        <w:t xml:space="preserve"> hardware-</w:t>
-      </w:r>
-      <w:proofErr w:type="spellStart"/>
-      <w:r>
-        <w:rPr>
-          <w:rFonts w:ascii="Times New Roman" w:hAnsi="Times New Roman" w:cs="Times New Roman"/>
-        </w:rPr>
-        <w:t>ul</w:t>
-      </w:r>
-      <w:proofErr w:type="spellEnd"/>
-      <w:r>
-        <w:rPr>
-          <w:rFonts w:ascii="Times New Roman" w:hAnsi="Times New Roman" w:cs="Times New Roman"/>
-        </w:rPr>
-        <w:t xml:space="preserve">, </w:t>
+        <w:t xml:space="preserve"> hardware-ul, </w:t>
       </w:r>
       <w:r>
         <w:rPr>
@@ -3797,21 +3430,7 @@
         <w:rPr>
           <w:rFonts w:ascii="Times New Roman" w:hAnsi="Times New Roman" w:cs="Times New Roman"/>
         </w:rPr>
-        <w:t xml:space="preserve"> Bluetooth-</w:t>
-      </w:r>
-      <w:proofErr w:type="spellStart"/>
-      <w:r>
-        <w:rPr>
-          <w:rFonts w:ascii="Times New Roman" w:hAnsi="Times New Roman" w:cs="Times New Roman"/>
-        </w:rPr>
-        <w:t>ul</w:t>
-      </w:r>
-      <w:proofErr w:type="spellEnd"/>
-      <w:r>
-        <w:rPr>
-          <w:rFonts w:ascii="Times New Roman" w:hAnsi="Times New Roman" w:cs="Times New Roman"/>
-        </w:rPr>
-        <w:t xml:space="preserve">, </w:t>
+        <w:t xml:space="preserve"> Bluetooth-ul, </w:t>
       </w:r>
       <w:r>
         <w:rPr>
@@ -3875,19 +3494,11 @@
           <w:rFonts w:ascii="Times New Roman" w:hAnsi="Times New Roman" w:cs="Times New Roman"/>
         </w:rPr>
       </w:pPr>
-      <w:proofErr w:type="spellStart"/>
-      <w:r>
-        <w:rPr>
-          <w:rFonts w:ascii="Times New Roman" w:hAnsi="Times New Roman" w:cs="Times New Roman"/>
-        </w:rPr>
-        <w:t>hardware_init</w:t>
-      </w:r>
-      <w:proofErr w:type="spellEnd"/>
-      <w:r>
-        <w:rPr>
-          <w:rFonts w:ascii="Times New Roman" w:hAnsi="Times New Roman" w:cs="Times New Roman"/>
-        </w:rPr>
-        <w:t>();</w:t>
+      <w:r>
+        <w:rPr>
+          <w:rFonts w:ascii="Times New Roman" w:hAnsi="Times New Roman" w:cs="Times New Roman"/>
+        </w:rPr>
+        <w:t>hardware_init();</w:t>
       </w:r>
     </w:p>
     <w:p>
@@ -3901,19 +3512,11 @@
           <w:rFonts w:ascii="Times New Roman" w:hAnsi="Times New Roman" w:cs="Times New Roman"/>
         </w:rPr>
       </w:pPr>
-      <w:proofErr w:type="spellStart"/>
-      <w:r>
-        <w:rPr>
-          <w:rFonts w:ascii="Times New Roman" w:hAnsi="Times New Roman" w:cs="Times New Roman"/>
-        </w:rPr>
-        <w:t>bluetooth_init</w:t>
-      </w:r>
-      <w:proofErr w:type="spellEnd"/>
-      <w:r>
-        <w:rPr>
-          <w:rFonts w:ascii="Times New Roman" w:hAnsi="Times New Roman" w:cs="Times New Roman"/>
-        </w:rPr>
-        <w:t>();</w:t>
+      <w:r>
+        <w:rPr>
+          <w:rFonts w:ascii="Times New Roman" w:hAnsi="Times New Roman" w:cs="Times New Roman"/>
+        </w:rPr>
+        <w:t>bluetooth_init();</w:t>
       </w:r>
     </w:p>
     <w:p>
@@ -3927,19 +3530,11 @@
           <w:rFonts w:ascii="Times New Roman" w:hAnsi="Times New Roman" w:cs="Times New Roman"/>
         </w:rPr>
       </w:pPr>
-      <w:proofErr w:type="spellStart"/>
-      <w:r>
-        <w:rPr>
-          <w:rFonts w:ascii="Times New Roman" w:hAnsi="Times New Roman" w:cs="Times New Roman"/>
-        </w:rPr>
-        <w:t>calibrare_sistem</w:t>
-      </w:r>
-      <w:proofErr w:type="spellEnd"/>
-      <w:r>
-        <w:rPr>
-          <w:rFonts w:ascii="Times New Roman" w:hAnsi="Times New Roman" w:cs="Times New Roman"/>
-        </w:rPr>
-        <w:t>();</w:t>
+      <w:r>
+        <w:rPr>
+          <w:rFonts w:ascii="Times New Roman" w:hAnsi="Times New Roman" w:cs="Times New Roman"/>
+        </w:rPr>
+        <w:t>calibrare_sistem();</w:t>
       </w:r>
     </w:p>
     <w:p>
@@ -4157,7 +3752,6 @@
           <w:bCs/>
         </w:rPr>
       </w:pPr>
-      <w:proofErr w:type="spellStart"/>
       <w:r>
         <w:rPr>
           <w:rFonts w:ascii="Times New Roman" w:hAnsi="Times New Roman" w:cs="Times New Roman"/>
@@ -4166,7 +3760,6 @@
         </w:rPr>
         <w:t>hardware.c</w:t>
       </w:r>
-      <w:proofErr w:type="spellEnd"/>
     </w:p>
     <w:p>
       <w:pPr>
@@ -4422,7 +4015,6 @@
           <w:bCs/>
         </w:rPr>
       </w:pPr>
-      <w:proofErr w:type="spellStart"/>
       <w:r>
         <w:rPr>
           <w:rFonts w:ascii="Times New Roman" w:hAnsi="Times New Roman" w:cs="Times New Roman"/>
@@ -4431,7 +4023,6 @@
         </w:rPr>
         <w:t>logic.c</w:t>
       </w:r>
-      <w:proofErr w:type="spellEnd"/>
     </w:p>
     <w:p>
       <w:pPr>
@@ -4776,7 +4367,6 @@
           <w:bCs/>
         </w:rPr>
       </w:pPr>
-      <w:proofErr w:type="spellStart"/>
       <w:r>
         <w:rPr>
           <w:rFonts w:ascii="Times New Roman" w:hAnsi="Times New Roman" w:cs="Times New Roman"/>
@@ -4785,7 +4375,6 @@
         </w:rPr>
         <w:t>bluetooth.c</w:t>
       </w:r>
-      <w:proofErr w:type="spellEnd"/>
     </w:p>
     <w:p>
       <w:pPr>
@@ -4810,35 +4399,7 @@
         <w:rPr>
           <w:rFonts w:ascii="Times New Roman" w:hAnsi="Times New Roman" w:cs="Times New Roman"/>
         </w:rPr>
-        <w:t xml:space="preserve"> Bluetooth </w:t>
-      </w:r>
-      <w:proofErr w:type="spellStart"/>
-      <w:r>
-        <w:rPr>
-          <w:rFonts w:ascii="Times New Roman" w:hAnsi="Times New Roman" w:cs="Times New Roman"/>
-        </w:rPr>
-        <w:t>Classic</w:t>
-      </w:r>
-      <w:proofErr w:type="spellEnd"/>
-      <w:r>
-        <w:rPr>
-          <w:rFonts w:ascii="Times New Roman" w:hAnsi="Times New Roman" w:cs="Times New Roman"/>
-        </w:rPr>
-        <w:t xml:space="preserve"> folosind </w:t>
-      </w:r>
-      <w:proofErr w:type="spellStart"/>
-      <w:r>
-        <w:rPr>
-          <w:rFonts w:ascii="Times New Roman" w:hAnsi="Times New Roman" w:cs="Times New Roman"/>
-        </w:rPr>
-        <w:t>BTstack</w:t>
-      </w:r>
-      <w:proofErr w:type="spellEnd"/>
-      <w:r>
-        <w:rPr>
-          <w:rFonts w:ascii="Times New Roman" w:hAnsi="Times New Roman" w:cs="Times New Roman"/>
-        </w:rPr>
-        <w:t>:</w:t>
+        <w:t xml:space="preserve"> Bluetooth Classic folosind BTstack:</w:t>
       </w:r>
     </w:p>
     <w:p>
@@ -4876,7 +4437,6 @@
           <w:rFonts w:ascii="Times New Roman" w:hAnsi="Times New Roman" w:cs="Times New Roman"/>
         </w:rPr>
       </w:pPr>
-      <w:proofErr w:type="spellStart"/>
       <w:r>
         <w:rPr>
           <w:rFonts w:ascii="Times New Roman" w:hAnsi="Times New Roman" w:cs="Times New Roman"/>
@@ -4889,7 +4449,6 @@
         </w:rPr>
         <w:t>ă</w:t>
       </w:r>
-      <w:proofErr w:type="spellEnd"/>
       <w:r>
         <w:rPr>
           <w:rFonts w:ascii="Times New Roman" w:hAnsi="Times New Roman" w:cs="Times New Roman"/>
@@ -5020,19 +4579,11 @@
           <w:rFonts w:ascii="Times New Roman" w:hAnsi="Times New Roman" w:cs="Times New Roman"/>
         </w:rPr>
       </w:pPr>
-      <w:proofErr w:type="spellStart"/>
-      <w:r>
-        <w:rPr>
-          <w:rFonts w:ascii="Times New Roman" w:hAnsi="Times New Roman" w:cs="Times New Roman"/>
-        </w:rPr>
-        <w:t>Temp</w:t>
-      </w:r>
-      <w:proofErr w:type="spellEnd"/>
-      <w:r>
-        <w:rPr>
-          <w:rFonts w:ascii="Times New Roman" w:hAnsi="Times New Roman" w:cs="Times New Roman"/>
-        </w:rPr>
-        <w:t xml:space="preserve">: 24.7 C | </w:t>
+      <w:r>
+        <w:rPr>
+          <w:rFonts w:ascii="Times New Roman" w:hAnsi="Times New Roman" w:cs="Times New Roman"/>
+        </w:rPr>
+        <w:t xml:space="preserve">Temp: 24.7 C | </w:t>
       </w:r>
       <w:r>
         <w:rPr>
@@ -5054,6 +4605,49 @@
           <w:rFonts w:ascii="Times New Roman" w:hAnsi="Times New Roman" w:cs="Times New Roman"/>
         </w:rPr>
       </w:pPr>
+      <w:r>
+        <w:rPr>
+          <w:rFonts w:ascii="Times New Roman" w:hAnsi="Times New Roman" w:cs="Times New Roman"/>
+          <w:b/>
+          <w:bCs/>
+        </w:rPr>
+        <w:lastRenderedPageBreak/>
+        <w:drawing>
+          <wp:inline distT="0" distB="0" distL="0" distR="0" wp14:anchorId="07B7A595" wp14:editId="41FBEAB4">
+            <wp:extent cx="2895600" cy="8401988"/>
+            <wp:effectExtent l="0" t="0" r="0" b="0"/>
+            <wp:docPr id="602616416" name="Imagine 1"/>
+            <wp:cNvGraphicFramePr>
+              <a:graphicFrameLocks xmlns:a="http://schemas.openxmlformats.org/drawingml/2006/main" noChangeAspect="1"/>
+            </wp:cNvGraphicFramePr>
+            <a:graphic xmlns:a="http://schemas.openxmlformats.org/drawingml/2006/main">
+              <a:graphicData uri="http://schemas.openxmlformats.org/drawingml/2006/picture">
+                <pic:pic xmlns:pic="http://schemas.openxmlformats.org/drawingml/2006/picture">
+                  <pic:nvPicPr>
+                    <pic:cNvPr id="602616416" name=""/>
+                    <pic:cNvPicPr/>
+                  </pic:nvPicPr>
+                  <pic:blipFill>
+                    <a:blip r:embed="rId8"/>
+                    <a:stretch>
+                      <a:fillRect/>
+                    </a:stretch>
+                  </pic:blipFill>
+                  <pic:spPr>
+                    <a:xfrm>
+                      <a:off x="0" y="0"/>
+                      <a:ext cx="2901077" cy="8417882"/>
+                    </a:xfrm>
+                    <a:prstGeom prst="rect">
+                      <a:avLst/>
+                    </a:prstGeom>
+                  </pic:spPr>
+                </pic:pic>
+              </a:graphicData>
+            </a:graphic>
+          </wp:inline>
+        </w:drawing>
+      </w:r>
     </w:p>
     <w:p>
       <w:pPr>
@@ -5077,6 +4671,7 @@
           <w:sz w:val="28"/>
           <w:szCs w:val="28"/>
         </w:rPr>
+        <w:lastRenderedPageBreak/>
         <w:t>Calibrare</w:t>
       </w:r>
     </w:p>
@@ -5754,7 +5349,6 @@
         <w:rPr>
           <w:rFonts w:ascii="Times New Roman" w:hAnsi="Times New Roman" w:cs="Times New Roman"/>
         </w:rPr>
-        <w:lastRenderedPageBreak/>
         <w:t>Exist</w:t>
       </w:r>
       <w:r>
@@ -6121,21 +5715,7 @@
         <w:rPr>
           <w:rFonts w:ascii="Times New Roman" w:hAnsi="Times New Roman" w:cs="Times New Roman"/>
         </w:rPr>
-        <w:t> TEMP_LIMITA, LED-</w:t>
-      </w:r>
-      <w:proofErr w:type="spellStart"/>
-      <w:r>
-        <w:rPr>
-          <w:rFonts w:ascii="Times New Roman" w:hAnsi="Times New Roman" w:cs="Times New Roman"/>
-        </w:rPr>
-        <w:t>ul</w:t>
-      </w:r>
-      <w:proofErr w:type="spellEnd"/>
-      <w:r>
-        <w:rPr>
-          <w:rFonts w:ascii="Times New Roman" w:hAnsi="Times New Roman" w:cs="Times New Roman"/>
-        </w:rPr>
-        <w:t xml:space="preserve"> de apa se aprinde.</w:t>
+        <w:t> TEMP_LIMITA, LED-ul de apa se aprinde.</w:t>
       </w:r>
     </w:p>
     <w:p>
@@ -6241,21 +5821,7 @@
         <w:rPr>
           <w:rFonts w:ascii="Times New Roman" w:hAnsi="Times New Roman" w:cs="Times New Roman"/>
         </w:rPr>
-        <w:t xml:space="preserve">Serviciul Bluetooth este de tip Serial Port </w:t>
-      </w:r>
-      <w:proofErr w:type="spellStart"/>
-      <w:r>
-        <w:rPr>
-          <w:rFonts w:ascii="Times New Roman" w:hAnsi="Times New Roman" w:cs="Times New Roman"/>
-        </w:rPr>
-        <w:t>Profile</w:t>
-      </w:r>
-      <w:proofErr w:type="spellEnd"/>
-      <w:r>
-        <w:rPr>
-          <w:rFonts w:ascii="Times New Roman" w:hAnsi="Times New Roman" w:cs="Times New Roman"/>
-        </w:rPr>
-        <w:t xml:space="preserve"> peste RFCOMM. </w:t>
+        <w:t xml:space="preserve">Serviciul Bluetooth este de tip Serial Port Profile peste RFCOMM. </w:t>
       </w:r>
       <w:r>
         <w:rPr>
@@ -6277,46 +5843,25 @@
           <w:rFonts w:ascii="Times New Roman" w:hAnsi="Times New Roman" w:cs="Times New Roman"/>
         </w:rPr>
       </w:pPr>
-      <w:proofErr w:type="spellStart"/>
-      <w:r>
-        <w:rPr>
-          <w:rFonts w:ascii="Times New Roman" w:hAnsi="Times New Roman" w:cs="Times New Roman"/>
-        </w:rPr>
-        <w:t>Temp</w:t>
-      </w:r>
-      <w:proofErr w:type="spellEnd"/>
-      <w:r>
-        <w:rPr>
-          <w:rFonts w:ascii="Times New Roman" w:hAnsi="Times New Roman" w:cs="Times New Roman"/>
-        </w:rPr>
-        <w:t xml:space="preserve">: &lt;temperatura&gt; C | </w:t>
-      </w:r>
-      <w:proofErr w:type="spellStart"/>
-      <w:r>
-        <w:rPr>
-          <w:rFonts w:ascii="Times New Roman" w:hAnsi="Times New Roman" w:cs="Times New Roman"/>
-        </w:rPr>
-        <w:t>Mancare</w:t>
-      </w:r>
-      <w:proofErr w:type="spellEnd"/>
-      <w:r>
-        <w:rPr>
-          <w:rFonts w:ascii="Times New Roman" w:hAnsi="Times New Roman" w:cs="Times New Roman"/>
-        </w:rPr>
-        <w:t>: &lt;grame&gt; g | Apa: &lt;mililitri&gt; ml</w:t>
-      </w:r>
-    </w:p>
-    <w:p>
-      <w:pPr>
-        <w:spacing w:after="0" w:line="240" w:lineRule="auto"/>
-        <w:rPr>
-          <w:rFonts w:ascii="Times New Roman" w:hAnsi="Times New Roman" w:cs="Times New Roman"/>
-        </w:rPr>
-      </w:pPr>
-      <w:r>
-        <w:rPr>
-          <w:rFonts w:ascii="Times New Roman" w:hAnsi="Times New Roman" w:cs="Times New Roman"/>
-        </w:rPr>
+      <w:r>
+        <w:rPr>
+          <w:rFonts w:ascii="Times New Roman" w:hAnsi="Times New Roman" w:cs="Times New Roman"/>
+        </w:rPr>
+        <w:t>Temp: &lt;temperatura&gt; C | Mancare: &lt;grame&gt; g | Apa: &lt;mililitri&gt; ml</w:t>
+      </w:r>
+    </w:p>
+    <w:p>
+      <w:pPr>
+        <w:spacing w:after="0" w:line="240" w:lineRule="auto"/>
+        <w:rPr>
+          <w:rFonts w:ascii="Times New Roman" w:hAnsi="Times New Roman" w:cs="Times New Roman"/>
+        </w:rPr>
+      </w:pPr>
+      <w:r>
+        <w:rPr>
+          <w:rFonts w:ascii="Times New Roman" w:hAnsi="Times New Roman" w:cs="Times New Roman"/>
+        </w:rPr>
+        <w:lastRenderedPageBreak/>
         <w:t xml:space="preserve">Pentru testare se poate folosi o </w:t>
       </w:r>
       <w:r>
@@ -6329,21 +5874,7 @@
         <w:rPr>
           <w:rFonts w:ascii="Times New Roman" w:hAnsi="Times New Roman" w:cs="Times New Roman"/>
         </w:rPr>
-        <w:t xml:space="preserve"> de terminal Bluetooth </w:t>
-      </w:r>
-      <w:proofErr w:type="spellStart"/>
-      <w:r>
-        <w:rPr>
-          <w:rFonts w:ascii="Times New Roman" w:hAnsi="Times New Roman" w:cs="Times New Roman"/>
-        </w:rPr>
-        <w:t>Classic</w:t>
-      </w:r>
-      <w:proofErr w:type="spellEnd"/>
-      <w:r>
-        <w:rPr>
-          <w:rFonts w:ascii="Times New Roman" w:hAnsi="Times New Roman" w:cs="Times New Roman"/>
-        </w:rPr>
-        <w:t>/SPP de pe telefon.</w:t>
+        <w:t xml:space="preserve"> de terminal Bluetooth Classic/SPP de pe telefon.</w:t>
       </w:r>
     </w:p>
     <w:p>
@@ -6453,130 +5984,70 @@
           <w:rFonts w:ascii="Times New Roman" w:hAnsi="Times New Roman" w:cs="Times New Roman"/>
         </w:rPr>
       </w:pPr>
-      <w:proofErr w:type="spellStart"/>
-      <w:r>
-        <w:rPr>
-          <w:rFonts w:ascii="Times New Roman" w:hAnsi="Times New Roman" w:cs="Times New Roman"/>
-        </w:rPr>
-        <w:t>cmake</w:t>
-      </w:r>
-      <w:proofErr w:type="spellEnd"/>
-      <w:r>
-        <w:rPr>
-          <w:rFonts w:ascii="Times New Roman" w:hAnsi="Times New Roman" w:cs="Times New Roman"/>
-        </w:rPr>
-        <w:t xml:space="preserve"> -S . -B </w:t>
-      </w:r>
-      <w:proofErr w:type="spellStart"/>
-      <w:r>
-        <w:rPr>
-          <w:rFonts w:ascii="Times New Roman" w:hAnsi="Times New Roman" w:cs="Times New Roman"/>
-        </w:rPr>
-        <w:t>build</w:t>
-      </w:r>
-      <w:proofErr w:type="spellEnd"/>
-    </w:p>
-    <w:p>
-      <w:pPr>
-        <w:spacing w:after="0" w:line="240" w:lineRule="auto"/>
-        <w:rPr>
-          <w:rFonts w:ascii="Times New Roman" w:hAnsi="Times New Roman" w:cs="Times New Roman"/>
-        </w:rPr>
-      </w:pPr>
-      <w:proofErr w:type="spellStart"/>
-      <w:r>
-        <w:rPr>
-          <w:rFonts w:ascii="Times New Roman" w:hAnsi="Times New Roman" w:cs="Times New Roman"/>
-        </w:rPr>
-        <w:t>cmake</w:t>
-      </w:r>
-      <w:proofErr w:type="spellEnd"/>
-      <w:r>
-        <w:rPr>
-          <w:rFonts w:ascii="Times New Roman" w:hAnsi="Times New Roman" w:cs="Times New Roman"/>
-        </w:rPr>
-        <w:t xml:space="preserve"> --</w:t>
-      </w:r>
-      <w:proofErr w:type="spellStart"/>
-      <w:r>
-        <w:rPr>
-          <w:rFonts w:ascii="Times New Roman" w:hAnsi="Times New Roman" w:cs="Times New Roman"/>
-        </w:rPr>
-        <w:t>build</w:t>
-      </w:r>
-      <w:proofErr w:type="spellEnd"/>
+      <w:r>
+        <w:rPr>
+          <w:rFonts w:ascii="Times New Roman" w:hAnsi="Times New Roman" w:cs="Times New Roman"/>
+        </w:rPr>
+        <w:t>cmake -S . -B build</w:t>
+      </w:r>
+    </w:p>
+    <w:p>
+      <w:pPr>
+        <w:spacing w:after="0" w:line="240" w:lineRule="auto"/>
+        <w:rPr>
+          <w:rFonts w:ascii="Times New Roman" w:hAnsi="Times New Roman" w:cs="Times New Roman"/>
+        </w:rPr>
+      </w:pPr>
+      <w:r>
+        <w:rPr>
+          <w:rFonts w:ascii="Times New Roman" w:hAnsi="Times New Roman" w:cs="Times New Roman"/>
+        </w:rPr>
+        <w:t>cmake --build build</w:t>
+      </w:r>
+    </w:p>
+    <w:p>
+      <w:pPr>
+        <w:spacing w:after="0" w:line="240" w:lineRule="auto"/>
+        <w:rPr>
+          <w:rFonts w:ascii="Times New Roman" w:hAnsi="Times New Roman" w:cs="Times New Roman"/>
+        </w:rPr>
+      </w:pPr>
+      <w:r>
+        <w:rPr>
+          <w:rFonts w:ascii="Times New Roman" w:hAnsi="Times New Roman" w:cs="Times New Roman"/>
+        </w:rPr>
+        <w:t>După</w:t>
+      </w:r>
+      <w:r>
+        <w:rPr>
+          <w:rFonts w:ascii="Times New Roman" w:hAnsi="Times New Roman" w:cs="Times New Roman"/>
+        </w:rPr>
+        <w:t xml:space="preserve"> compilare, </w:t>
+      </w:r>
+      <w:r>
+        <w:rPr>
+          <w:rFonts w:ascii="Times New Roman" w:hAnsi="Times New Roman" w:cs="Times New Roman"/>
+        </w:rPr>
+        <w:t>î</w:t>
+      </w:r>
+      <w:r>
+        <w:rPr>
+          <w:rFonts w:ascii="Times New Roman" w:hAnsi="Times New Roman" w:cs="Times New Roman"/>
+        </w:rPr>
+        <w:t xml:space="preserve">n directorul build se </w:t>
+      </w:r>
+      <w:r>
+        <w:rPr>
+          <w:rFonts w:ascii="Times New Roman" w:hAnsi="Times New Roman" w:cs="Times New Roman"/>
+        </w:rPr>
+        <w:t>generează</w:t>
+      </w:r>
       <w:r>
         <w:rPr>
           <w:rFonts w:ascii="Times New Roman" w:hAnsi="Times New Roman" w:cs="Times New Roman"/>
         </w:rPr>
         <w:t xml:space="preserve"> </w:t>
       </w:r>
-      <w:proofErr w:type="spellStart"/>
-      <w:r>
-        <w:rPr>
-          <w:rFonts w:ascii="Times New Roman" w:hAnsi="Times New Roman" w:cs="Times New Roman"/>
-        </w:rPr>
-        <w:t>build</w:t>
-      </w:r>
-      <w:proofErr w:type="spellEnd"/>
-    </w:p>
-    <w:p>
-      <w:pPr>
-        <w:spacing w:after="0" w:line="240" w:lineRule="auto"/>
-        <w:rPr>
-          <w:rFonts w:ascii="Times New Roman" w:hAnsi="Times New Roman" w:cs="Times New Roman"/>
-        </w:rPr>
-      </w:pPr>
-      <w:r>
-        <w:rPr>
-          <w:rFonts w:ascii="Times New Roman" w:hAnsi="Times New Roman" w:cs="Times New Roman"/>
-        </w:rPr>
-        <w:t>După</w:t>
-      </w:r>
-      <w:r>
-        <w:rPr>
-          <w:rFonts w:ascii="Times New Roman" w:hAnsi="Times New Roman" w:cs="Times New Roman"/>
-        </w:rPr>
-        <w:t xml:space="preserve"> compilare, </w:t>
-      </w:r>
-      <w:r>
-        <w:rPr>
-          <w:rFonts w:ascii="Times New Roman" w:hAnsi="Times New Roman" w:cs="Times New Roman"/>
-        </w:rPr>
-        <w:t>î</w:t>
-      </w:r>
-      <w:r>
-        <w:rPr>
-          <w:rFonts w:ascii="Times New Roman" w:hAnsi="Times New Roman" w:cs="Times New Roman"/>
-        </w:rPr>
-        <w:t>n directorul </w:t>
-      </w:r>
-      <w:proofErr w:type="spellStart"/>
-      <w:r>
-        <w:rPr>
-          <w:rFonts w:ascii="Times New Roman" w:hAnsi="Times New Roman" w:cs="Times New Roman"/>
-        </w:rPr>
-        <w:t>build</w:t>
-      </w:r>
-      <w:proofErr w:type="spellEnd"/>
-      <w:r>
-        <w:rPr>
-          <w:rFonts w:ascii="Times New Roman" w:hAnsi="Times New Roman" w:cs="Times New Roman"/>
-        </w:rPr>
-        <w:t xml:space="preserve"> se </w:t>
-      </w:r>
-      <w:r>
-        <w:rPr>
-          <w:rFonts w:ascii="Times New Roman" w:hAnsi="Times New Roman" w:cs="Times New Roman"/>
-        </w:rPr>
-        <w:t>generează</w:t>
-      </w:r>
-      <w:r>
-        <w:rPr>
-          <w:rFonts w:ascii="Times New Roman" w:hAnsi="Times New Roman" w:cs="Times New Roman"/>
-        </w:rPr>
-        <w:t xml:space="preserve"> </w:t>
-      </w:r>
       <w:r>
         <w:rPr>
           <w:rFonts w:ascii="Times New Roman" w:hAnsi="Times New Roman" w:cs="Times New Roman"/>
@@ -6599,21 +6070,7 @@
         <w:rPr>
           <w:rFonts w:ascii="Times New Roman" w:hAnsi="Times New Roman" w:cs="Times New Roman"/>
         </w:rPr>
-        <w:t xml:space="preserve"> pentru </w:t>
-      </w:r>
-      <w:proofErr w:type="spellStart"/>
-      <w:r>
-        <w:rPr>
-          <w:rFonts w:ascii="Times New Roman" w:hAnsi="Times New Roman" w:cs="Times New Roman"/>
-        </w:rPr>
-        <w:t>Pico</w:t>
-      </w:r>
-      <w:proofErr w:type="spellEnd"/>
-      <w:r>
-        <w:rPr>
-          <w:rFonts w:ascii="Times New Roman" w:hAnsi="Times New Roman" w:cs="Times New Roman"/>
-        </w:rPr>
-        <w:t xml:space="preserve">, inclusiv </w:t>
+        <w:t xml:space="preserve"> pentru Pico, inclusiv </w:t>
       </w:r>
       <w:r>
         <w:rPr>
@@ -7032,7 +6489,6 @@
         <w:rPr>
           <w:rFonts w:ascii="Times New Roman" w:hAnsi="Times New Roman" w:cs="Times New Roman"/>
         </w:rPr>
-        <w:lastRenderedPageBreak/>
         <w:t>verificarea c</w:t>
       </w:r>
       <w:r>
@@ -7335,21 +6791,7 @@
         <w:rPr>
           <w:rFonts w:ascii="Times New Roman" w:hAnsi="Times New Roman" w:cs="Times New Roman"/>
         </w:rPr>
-        <w:t xml:space="preserve">verificarea </w:t>
-      </w:r>
-      <w:proofErr w:type="spellStart"/>
-      <w:r>
-        <w:rPr>
-          <w:rFonts w:ascii="Times New Roman" w:hAnsi="Times New Roman" w:cs="Times New Roman"/>
-        </w:rPr>
-        <w:t>timeout</w:t>
-      </w:r>
-      <w:proofErr w:type="spellEnd"/>
-      <w:r>
-        <w:rPr>
-          <w:rFonts w:ascii="Times New Roman" w:hAnsi="Times New Roman" w:cs="Times New Roman"/>
-        </w:rPr>
-        <w:t>-ului dac</w:t>
+        <w:t>verificarea timeout-ului dac</w:t>
       </w:r>
       <w:r>
         <w:rPr>
@@ -7729,6 +7171,7 @@
               <w:rPr>
                 <w:rFonts w:ascii="Times New Roman" w:hAnsi="Times New Roman" w:cs="Times New Roman"/>
               </w:rPr>
+              <w:lastRenderedPageBreak/>
               <w:t>Greutățile</w:t>
             </w:r>
             <w:r>
@@ -7966,19 +7409,11 @@
                 <w:rFonts w:ascii="Times New Roman" w:hAnsi="Times New Roman" w:cs="Times New Roman"/>
               </w:rPr>
             </w:pPr>
-            <w:proofErr w:type="spellStart"/>
-            <w:r>
-              <w:rPr>
-                <w:rFonts w:ascii="Times New Roman" w:hAnsi="Times New Roman" w:cs="Times New Roman"/>
-              </w:rPr>
-              <w:t>Servo</w:t>
-            </w:r>
-            <w:proofErr w:type="spellEnd"/>
-            <w:r>
-              <w:rPr>
-                <w:rFonts w:ascii="Times New Roman" w:hAnsi="Times New Roman" w:cs="Times New Roman"/>
-              </w:rPr>
-              <w:t xml:space="preserve"> nu se </w:t>
+            <w:r>
+              <w:rPr>
+                <w:rFonts w:ascii="Times New Roman" w:hAnsi="Times New Roman" w:cs="Times New Roman"/>
+              </w:rPr>
+              <w:t xml:space="preserve">Servo nu se </w:t>
             </w:r>
             <w:r>
               <w:rPr>
@@ -8030,21 +7465,7 @@
               <w:rPr>
                 <w:rFonts w:ascii="Times New Roman" w:hAnsi="Times New Roman" w:cs="Times New Roman"/>
               </w:rPr>
-              <w:t xml:space="preserve">Verifica alimentarea </w:t>
-            </w:r>
-            <w:proofErr w:type="spellStart"/>
-            <w:r>
-              <w:rPr>
-                <w:rFonts w:ascii="Times New Roman" w:hAnsi="Times New Roman" w:cs="Times New Roman"/>
-              </w:rPr>
-              <w:t>servo</w:t>
-            </w:r>
-            <w:proofErr w:type="spellEnd"/>
-            <w:r>
-              <w:rPr>
-                <w:rFonts w:ascii="Times New Roman" w:hAnsi="Times New Roman" w:cs="Times New Roman"/>
-              </w:rPr>
-              <w:t xml:space="preserve"> si conexiunea la GPIO 13.</w:t>
+              <w:t>Verifica alimentarea servo si conexiunea la GPIO 13.</w:t>
             </w:r>
           </w:p>
         </w:tc>
@@ -8175,21 +7596,7 @@
               <w:rPr>
                 <w:rFonts w:ascii="Times New Roman" w:hAnsi="Times New Roman" w:cs="Times New Roman"/>
               </w:rPr>
-              <w:t xml:space="preserve"> sau placa nu este </w:t>
-            </w:r>
-            <w:proofErr w:type="spellStart"/>
-            <w:r>
-              <w:rPr>
-                <w:rFonts w:ascii="Times New Roman" w:hAnsi="Times New Roman" w:cs="Times New Roman"/>
-              </w:rPr>
-              <w:t>Pico</w:t>
-            </w:r>
-            <w:proofErr w:type="spellEnd"/>
-            <w:r>
-              <w:rPr>
-                <w:rFonts w:ascii="Times New Roman" w:hAnsi="Times New Roman" w:cs="Times New Roman"/>
-              </w:rPr>
-              <w:t xml:space="preserve"> 2 W</w:t>
+              <w:t xml:space="preserve"> sau placa nu este Pico 2 W</w:t>
             </w:r>
           </w:p>
         </w:tc>
@@ -8576,7 +7983,6 @@
         <w:rPr>
           <w:rFonts w:ascii="Times New Roman" w:hAnsi="Times New Roman" w:cs="Times New Roman"/>
         </w:rPr>
-        <w:lastRenderedPageBreak/>
         <w:t xml:space="preserve">nu exista </w:t>
       </w:r>
       <w:r>
@@ -8669,21 +8075,7 @@
         <w:rPr>
           <w:rFonts w:ascii="Times New Roman" w:hAnsi="Times New Roman" w:cs="Times New Roman"/>
         </w:rPr>
-        <w:t xml:space="preserve">adăugarea unui </w:t>
-      </w:r>
-      <w:proofErr w:type="spellStart"/>
-      <w:r>
-        <w:rPr>
-          <w:rFonts w:ascii="Times New Roman" w:hAnsi="Times New Roman" w:cs="Times New Roman"/>
-        </w:rPr>
-        <w:t>buzzer</w:t>
-      </w:r>
-      <w:proofErr w:type="spellEnd"/>
-      <w:r>
-        <w:rPr>
-          <w:rFonts w:ascii="Times New Roman" w:hAnsi="Times New Roman" w:cs="Times New Roman"/>
-        </w:rPr>
-        <w:t xml:space="preserve"> pentru un semnal sonor atunci când nu avem mâncare sau apă sau nu apa este prea caldă;</w:t>
+        <w:t>adăugarea unui buzzer pentru un semnal sonor atunci când nu avem mâncare sau apă sau nu apa este prea caldă;</w:t>
       </w:r>
     </w:p>
     <w:p>
@@ -8925,21 +8317,7 @@
         <w:rPr>
           <w:rFonts w:ascii="Times New Roman" w:hAnsi="Times New Roman" w:cs="Times New Roman"/>
         </w:rPr>
-        <w:t xml:space="preserve">ntr-un proiect </w:t>
-      </w:r>
-      <w:proofErr w:type="spellStart"/>
-      <w:r>
-        <w:rPr>
-          <w:rFonts w:ascii="Times New Roman" w:hAnsi="Times New Roman" w:cs="Times New Roman"/>
-        </w:rPr>
-        <w:t>embedded</w:t>
-      </w:r>
-      <w:proofErr w:type="spellEnd"/>
-      <w:r>
-        <w:rPr>
-          <w:rFonts w:ascii="Times New Roman" w:hAnsi="Times New Roman" w:cs="Times New Roman"/>
-        </w:rPr>
-        <w:t xml:space="preserve"> complet. Structura modular</w:t>
+        <w:t>ntr-un proiect embedded complet. Structura modular</w:t>
       </w:r>
       <w:r>
         <w:rPr>
@@ -13124,6 +12502,7 @@
   <w:style w:type="character" w:default="1" w:styleId="Fontdeparagrafimplicit">
     <w:name w:val="Default Paragraph Font"/>
     <w:uiPriority w:val="1"/>
+    <w:semiHidden/>
     <w:unhideWhenUsed/>
   </w:style>
   <w:style w:type="table" w:default="1" w:styleId="TabelNormal">
@@ -13638,9 +13017,12 @@
     <w:rsidRoot w:val="00034E0E"/>
     <w:rsid w:val="00023A40"/>
     <w:rsid w:val="00034E0E"/>
+    <w:rsid w:val="00072288"/>
     <w:rsid w:val="004423A4"/>
     <w:rsid w:val="00561F78"/>
     <w:rsid w:val="005E3806"/>
+    <w:rsid w:val="006F31A4"/>
+    <w:rsid w:val="00975971"/>
     <w:rsid w:val="00A979B0"/>
     <w:rsid w:val="00B46207"/>
     <w:rsid w:val="00D25AB1"/>
